--- a/GrahamUricchio-Resume.docx
+++ b/GrahamUricchio-Resume.docx
@@ -1,22 +1,22 @@
 
 <file path=word/document.xml><?xml version="1.0" encoding="utf-8"?>
-<w:document xmlns:wpc="http://schemas.microsoft.com/office/word/2010/wordprocessingCanvas" xmlns:cx="http://schemas.microsoft.com/office/drawing/2014/chartex" xmlns:cx1="http://schemas.microsoft.com/office/drawing/2015/9/8/chartex" xmlns:cx2="http://schemas.microsoft.com/office/drawing/2015/10/21/chartex" xmlns:cx3="http://schemas.microsoft.com/office/drawing/2016/5/9/chartex" xmlns:cx4="http://schemas.microsoft.com/office/drawing/2016/5/10/chartex" xmlns:cx5="http://schemas.microsoft.com/office/drawing/2016/5/11/chartex" xmlns:cx6="http://schemas.microsoft.com/office/drawing/2016/5/12/chartex" xmlns:cx7="http://schemas.microsoft.com/office/drawing/2016/5/13/chartex" xmlns:cx8="http://schemas.microsoft.com/office/drawing/2016/5/14/chartex" xmlns:mc="http://schemas.openxmlformats.org/markup-compatibility/2006" xmlns:aink="http://schemas.microsoft.com/office/drawing/2016/ink" xmlns:am3d="http://schemas.microsoft.com/office/drawing/2017/model3d" xmlns:o="urn:schemas-microsoft-com:office:office" xmlns:oel="http://schemas.microsoft.com/office/2019/extlst" xmlns:r="http://schemas.openxmlformats.org/officeDocument/2006/relationships" xmlns:m="http://schemas.openxmlformats.org/officeDocument/2006/math" xmlns:v="urn:schemas-microsoft-com:vml" xmlns:wp14="http://schemas.microsoft.com/office/word/2010/wordprocessingDrawing" xmlns:wp="http://schemas.openxmlformats.org/drawingml/2006/wordprocessingDrawing" xmlns:w10="urn:schemas-microsoft-com:office:word" xmlns:w="http://schemas.openxmlformats.org/wordprocessingml/2006/main" xmlns:w14="http://schemas.microsoft.com/office/word/2010/wordml" xmlns:w15="http://schemas.microsoft.com/office/word/2012/wordml" xmlns:w16cex="http://schemas.microsoft.com/office/word/2018/wordml/cex" xmlns:w16cid="http://schemas.microsoft.com/office/word/2016/wordml/cid" xmlns:w16="http://schemas.microsoft.com/office/word/2018/wordml" xmlns:w16du="http://schemas.microsoft.com/office/word/2023/wordml/word16du" xmlns:w16sdtdh="http://schemas.microsoft.com/office/word/2020/wordml/sdtdatahash" xmlns:w16sdtfl="http://schemas.microsoft.com/office/word/2024/wordml/sdtformatlock" xmlns:w16se="http://schemas.microsoft.com/office/word/2015/wordml/symex" xmlns:wpg="http://schemas.microsoft.com/office/word/2010/wordprocessingGroup" xmlns:wpi="http://schemas.microsoft.com/office/word/2010/wordprocessingInk" xmlns:wne="http://schemas.microsoft.com/office/word/2006/wordml" xmlns:wps="http://schemas.microsoft.com/office/word/2010/wordprocessingShape" mc:Ignorable="w14 w15 w16se w16cid w16 w16cex w16sdtdh w16sdtfl w16du wp14">
+<w:document xmlns:wpc="http://schemas.microsoft.com/office/word/2010/wordprocessingCanvas" xmlns:cx="http://schemas.microsoft.com/office/drawing/2014/chartex" xmlns:cx1="http://schemas.microsoft.com/office/drawing/2015/9/8/chartex" xmlns:cx2="http://schemas.microsoft.com/office/drawing/2015/10/21/chartex" xmlns:cx3="http://schemas.microsoft.com/office/drawing/2016/5/9/chartex" xmlns:cx4="http://schemas.microsoft.com/office/drawing/2016/5/10/chartex" xmlns:cx5="http://schemas.microsoft.com/office/drawing/2016/5/11/chartex" xmlns:cx6="http://schemas.microsoft.com/office/drawing/2016/5/12/chartex" xmlns:cx7="http://schemas.microsoft.com/office/drawing/2016/5/13/chartex" xmlns:cx8="http://schemas.microsoft.com/office/drawing/2016/5/14/chartex" xmlns:mc="http://schemas.openxmlformats.org/markup-compatibility/2006" xmlns:m="http://schemas.openxmlformats.org/officeDocument/2006/math" xmlns:aink="http://schemas.microsoft.com/office/drawing/2016/ink" xmlns:am3d="http://schemas.microsoft.com/office/drawing/2017/model3d" xmlns:oel="http://schemas.microsoft.com/office/2019/extlst" xmlns:r="http://schemas.openxmlformats.org/officeDocument/2006/relationships" xmlns:wp14="http://schemas.microsoft.com/office/word/2010/wordprocessingDrawing" xmlns:wp="http://schemas.openxmlformats.org/drawingml/2006/wordprocessingDrawing" xmlns:wpg="http://schemas.microsoft.com/office/word/2010/wordprocessingGroup" xmlns:wpi="http://schemas.microsoft.com/office/word/2010/wordprocessingInk" xmlns:wps="http://schemas.microsoft.com/office/word/2010/wordprocessingShape" xmlns:o="urn:schemas-microsoft-com:office:office" xmlns:v="urn:schemas-microsoft-com:vml" xmlns:w10="urn:schemas-microsoft-com:office:word" xmlns:w="http://schemas.openxmlformats.org/wordprocessingml/2006/main" xmlns:w14="http://schemas.microsoft.com/office/word/2010/wordml" xmlns:w15="http://schemas.microsoft.com/office/word/2012/wordml" xmlns:w16cex="http://schemas.microsoft.com/office/word/2018/wordml/cex" xmlns:w16cid="http://schemas.microsoft.com/office/word/2016/wordml/cid" xmlns:w16="http://schemas.microsoft.com/office/word/2018/wordml" xmlns:w16sdtdh="http://schemas.microsoft.com/office/word/2020/wordml/sdtdatahash" xmlns:w16sdtfl="http://schemas.microsoft.com/office/word/2024/wordml/sdtformatlock" xmlns:w16se="http://schemas.microsoft.com/office/word/2015/wordml/symex" xmlns:w16du="http://schemas.microsoft.com/office/word/2023/wordml/word16du" xmlns:wne="http://schemas.microsoft.com/office/word/2006/wordml" mc:Ignorable="w14 w15 w16se w16cid w16 w16cex w16sdtdh w16sdtfl w16du wp14">
   <w:body>
     <w:p>
       <w:pPr>
         <w:pStyle w:val="Heading1"/>
         <w:rPr>
           <w:rFonts w:ascii="Helvetica" w:hAnsi="Helvetica"/>
-          <w:sz w:val="38"/>
-          <w:szCs w:val="36"/>
+          <w:sz w:val="32"/>
+          <w:szCs w:val="28"/>
         </w:rPr>
       </w:pPr>
       <w:bookmarkStart w:id="0" w:name="graham-uricchio"/>
       <w:r>
         <w:rPr>
           <w:rFonts w:ascii="Helvetica" w:hAnsi="Helvetica"/>
-          <w:sz w:val="38"/>
-          <w:szCs w:val="36"/>
+          <w:sz w:val="32"/>
+          <w:szCs w:val="28"/>
         </w:rPr>
         <w:t>Graham Uricchio</w:t>
       </w:r>
@@ -26,23 +26,23 @@
         <w:pStyle w:val="FirstParagraph"/>
         <w:rPr>
           <w:rFonts w:ascii="Helvetica" w:hAnsi="Helvetica"/>
-          <w:sz w:val="22"/>
-          <w:szCs w:val="22"/>
-        </w:rPr>
-      </w:pPr>
-      <w:r>
-        <w:rPr>
-          <w:rFonts w:ascii="Helvetica" w:hAnsi="Helvetica"/>
-          <w:sz w:val="22"/>
-          <w:szCs w:val="22"/>
+          <w:sz w:val="18"/>
+          <w:szCs w:val="18"/>
+        </w:rPr>
+      </w:pPr>
+      <w:r>
+        <w:rPr>
+          <w:rFonts w:ascii="Helvetica" w:hAnsi="Helvetica"/>
+          <w:sz w:val="18"/>
+          <w:szCs w:val="18"/>
         </w:rPr>
         <w:t>Houston, TX 77054</w:t>
       </w:r>
       <w:r>
         <w:rPr>
           <w:rFonts w:ascii="Helvetica" w:hAnsi="Helvetica"/>
-          <w:sz w:val="22"/>
-          <w:szCs w:val="22"/>
+          <w:sz w:val="18"/>
+          <w:szCs w:val="18"/>
         </w:rPr>
         <w:br/>
         <w:t>(267) 275-3742</w:t>
@@ -50,8 +50,8 @@
       <w:r>
         <w:rPr>
           <w:rFonts w:ascii="Helvetica" w:hAnsi="Helvetica"/>
-          <w:sz w:val="22"/>
-          <w:szCs w:val="22"/>
+          <w:sz w:val="18"/>
+          <w:szCs w:val="18"/>
         </w:rPr>
         <w:br/>
         <w:t>graham.uricchio@gmail.com</w:t>
@@ -59,20 +59,60 @@
     </w:p>
     <w:p>
       <w:pPr>
+        <w:pStyle w:val="Heading2"/>
         <w:rPr>
           <w:rFonts w:ascii="Helvetica" w:hAnsi="Helvetica"/>
           <w:sz w:val="22"/>
-          <w:szCs w:val="22"/>
-        </w:rPr>
-      </w:pPr>
+          <w:szCs w:val="21"/>
+          <w:u w:val="single"/>
+        </w:rPr>
+      </w:pPr>
+      <w:bookmarkStart w:id="1" w:name="professional-summary"/>
       <w:r>
         <w:rPr>
           <w:rFonts w:ascii="Helvetica" w:hAnsi="Helvetica"/>
           <w:sz w:val="22"/>
-          <w:szCs w:val="22"/>
-        </w:rPr>
-        <w:pict w14:anchorId="78DA6C4B">
-          <v:rect id="_x0000_i1025" style="width:0;height:1.5pt" o:hralign="center" o:hrstd="t" o:hr="t"/>
+          <w:szCs w:val="21"/>
+          <w:u w:val="single"/>
+        </w:rPr>
+        <w:t>Professional Summary</w:t>
+      </w:r>
+    </w:p>
+    <w:p>
+      <w:pPr>
+        <w:pStyle w:val="FirstParagraph"/>
+        <w:rPr>
+          <w:rFonts w:ascii="Helvetica" w:hAnsi="Helvetica"/>
+          <w:sz w:val="18"/>
+          <w:szCs w:val="18"/>
+        </w:rPr>
+      </w:pPr>
+      <w:r>
+        <w:rPr>
+          <w:rFonts w:ascii="Helvetica" w:hAnsi="Helvetica"/>
+          <w:sz w:val="18"/>
+          <w:szCs w:val="18"/>
+        </w:rPr>
+        <w:t>Senior healthcare integration developer with 10+ years of experience building and supporting enterprise interoperability solutions. Deep expertise in InterSystems HealthShare/Ensemble/IRIS, HL7, X12, CDA,  and IHE profiles, with a proven record modernizing integrations and supporting mission-critical clinical systems.</w:t>
+      </w:r>
+    </w:p>
+    <w:p>
+      <w:pPr>
+        <w:rPr>
+          <w:rFonts w:ascii="Helvetica" w:hAnsi="Helvetica"/>
+          <w:sz w:val="20"/>
+          <w:szCs w:val="20"/>
+        </w:rPr>
+      </w:pPr>
+      <w:r>
+        <w:rPr>
+          <w:rFonts w:ascii="Helvetica" w:hAnsi="Helvetica"/>
+          <w:noProof/>
+          <w:sz w:val="20"/>
+          <w:szCs w:val="20"/>
+        </w:rPr>
+        <w:pict w14:anchorId="40ED3BFC">
+          <v:rect id="_x0000_i1030" alt="" style="width:468pt;height:.05pt;mso-width-percent:0;mso-height-percent:0;mso-width-percent:0;mso-height-percent:0" o:hralign="center" o:hrstd="t" o:hr="t"/>
         </w:pict>
       </w:r>
     </w:p>
@@ -81,100 +121,9 @@
         <w:pStyle w:val="Heading2"/>
         <w:rPr>
           <w:rFonts w:ascii="Helvetica" w:hAnsi="Helvetica"/>
-          <w:sz w:val="30"/>
-          <w:szCs w:val="28"/>
-        </w:rPr>
-      </w:pPr>
-      <w:bookmarkStart w:id="1" w:name="professional-summary"/>
-      <w:r>
-        <w:rPr>
-          <w:rFonts w:ascii="Helvetica" w:hAnsi="Helvetica"/>
-          <w:sz w:val="30"/>
-          <w:szCs w:val="28"/>
-        </w:rPr>
-        <w:t>Professional Summary</w:t>
-      </w:r>
-    </w:p>
-    <w:p>
-      <w:pPr>
-        <w:pStyle w:val="FirstParagraph"/>
-        <w:rPr>
-          <w:rFonts w:ascii="Helvetica" w:hAnsi="Helvetica"/>
           <w:sz w:val="22"/>
-          <w:szCs w:val="22"/>
-        </w:rPr>
-      </w:pPr>
-      <w:r>
-        <w:rPr>
-          <w:rFonts w:ascii="Helvetica" w:hAnsi="Helvetica"/>
-          <w:sz w:val="22"/>
-          <w:szCs w:val="22"/>
-        </w:rPr>
-        <w:t xml:space="preserve">Senior healthcare integration developer with 10+ years of experience building and supporting enterprise interoperability solutions. Deep expertise in InterSystems </w:t>
-      </w:r>
-      <w:proofErr w:type="spellStart"/>
-      <w:r>
-        <w:rPr>
-          <w:rFonts w:ascii="Helvetica" w:hAnsi="Helvetica"/>
-          <w:sz w:val="22"/>
-          <w:szCs w:val="22"/>
-        </w:rPr>
-        <w:t>HealthShare</w:t>
-      </w:r>
-      <w:proofErr w:type="spellEnd"/>
-      <w:r>
-        <w:rPr>
-          <w:rFonts w:ascii="Helvetica" w:hAnsi="Helvetica"/>
-          <w:sz w:val="22"/>
-          <w:szCs w:val="22"/>
-        </w:rPr>
-        <w:t xml:space="preserve">/Ensemble/IRIS, HL7, X12, </w:t>
-      </w:r>
-      <w:proofErr w:type="gramStart"/>
-      <w:r>
-        <w:rPr>
-          <w:rFonts w:ascii="Helvetica" w:hAnsi="Helvetica"/>
-          <w:sz w:val="22"/>
-          <w:szCs w:val="22"/>
-        </w:rPr>
-        <w:t>CDA,  and</w:t>
-      </w:r>
-      <w:proofErr w:type="gramEnd"/>
-      <w:r>
-        <w:rPr>
-          <w:rFonts w:ascii="Helvetica" w:hAnsi="Helvetica"/>
-          <w:sz w:val="22"/>
-          <w:szCs w:val="22"/>
-        </w:rPr>
-        <w:t xml:space="preserve"> IHE profiles, with a proven record modernizing integrations and supporting mission-critical clinical systems.</w:t>
-      </w:r>
-    </w:p>
-    <w:p>
-      <w:pPr>
-        <w:rPr>
-          <w:rFonts w:ascii="Helvetica" w:hAnsi="Helvetica"/>
-          <w:sz w:val="22"/>
-          <w:szCs w:val="22"/>
-        </w:rPr>
-      </w:pPr>
-      <w:r>
-        <w:rPr>
-          <w:rFonts w:ascii="Helvetica" w:hAnsi="Helvetica"/>
-          <w:sz w:val="22"/>
-          <w:szCs w:val="22"/>
-        </w:rPr>
-        <w:pict w14:anchorId="6E7979D2">
-          <v:rect id="_x0000_i1026" style="width:0;height:1.5pt" o:hralign="center" o:hrstd="t" o:hr="t"/>
-        </w:pict>
-      </w:r>
-    </w:p>
-    <w:p>
-      <w:pPr>
-        <w:pStyle w:val="Heading2"/>
-        <w:rPr>
-          <w:rFonts w:ascii="Helvetica" w:hAnsi="Helvetica"/>
-          <w:sz w:val="30"/>
-          <w:szCs w:val="28"/>
+          <w:szCs w:val="21"/>
+          <w:u w:val="single"/>
         </w:rPr>
       </w:pPr>
       <w:bookmarkStart w:id="2" w:name="professional-experience"/>
@@ -182,8 +131,9 @@
       <w:r>
         <w:rPr>
           <w:rFonts w:ascii="Helvetica" w:hAnsi="Helvetica"/>
-          <w:sz w:val="30"/>
-          <w:szCs w:val="28"/>
+          <w:sz w:val="22"/>
+          <w:szCs w:val="21"/>
+          <w:u w:val="single"/>
         </w:rPr>
         <w:t>Professional Experience</w:t>
       </w:r>
@@ -193,38 +143,35 @@
         <w:pStyle w:val="Heading3"/>
         <w:rPr>
           <w:rFonts w:ascii="Helvetica" w:hAnsi="Helvetica"/>
-          <w:sz w:val="26"/>
-          <w:szCs w:val="24"/>
-        </w:rPr>
-      </w:pPr>
-      <w:bookmarkStart w:id="3" w:name="healthconnect-texas-hie-developer"/>
-      <w:proofErr w:type="spellStart"/>
-      <w:r>
-        <w:rPr>
-          <w:rFonts w:ascii="Helvetica" w:hAnsi="Helvetica"/>
-          <w:sz w:val="26"/>
-          <w:szCs w:val="24"/>
-        </w:rPr>
-        <w:t>Healthconnect</w:t>
-      </w:r>
-      <w:proofErr w:type="spellEnd"/>
-      <w:r>
-        <w:rPr>
-          <w:rFonts w:ascii="Helvetica" w:hAnsi="Helvetica"/>
-          <w:sz w:val="26"/>
-          <w:szCs w:val="24"/>
-        </w:rPr>
-        <w:t xml:space="preserve"> Texas — </w:t>
+          <w:sz w:val="21"/>
+          <w:szCs w:val="20"/>
+        </w:rPr>
+      </w:pPr>
+      <w:r>
+        <w:rPr>
+          <w:rFonts w:ascii="Helvetica" w:hAnsi="Helvetica"/>
+          <w:sz w:val="21"/>
+          <w:szCs w:val="20"/>
+        </w:rPr>
+        <w:t>LEAD North, LLC</w:t>
+      </w:r>
+      <w:r>
+        <w:rPr>
+          <w:rFonts w:ascii="Helvetica" w:hAnsi="Helvetica"/>
+          <w:sz w:val="21"/>
+          <w:szCs w:val="20"/>
+        </w:rPr>
+        <w:t xml:space="preserve">— </w:t>
       </w:r>
       <w:r>
         <w:rPr>
           <w:rFonts w:ascii="Helvetica" w:hAnsi="Helvetica"/>
           <w:i/>
           <w:iCs/>
-          <w:sz w:val="26"/>
-          <w:szCs w:val="24"/>
-        </w:rPr>
-        <w:t>HIE Developer</w:t>
+          <w:sz w:val="21"/>
+          <w:szCs w:val="20"/>
+        </w:rPr>
+        <w:t>Integration Engineer</w:t>
       </w:r>
     </w:p>
     <w:p>
@@ -232,8 +179,8 @@
         <w:pStyle w:val="FirstParagraph"/>
         <w:rPr>
           <w:rFonts w:ascii="Helvetica" w:hAnsi="Helvetica"/>
-          <w:sz w:val="22"/>
-          <w:szCs w:val="22"/>
+          <w:sz w:val="20"/>
+          <w:szCs w:val="20"/>
         </w:rPr>
       </w:pPr>
       <w:r>
@@ -241,8 +188,207 @@
           <w:rFonts w:ascii="Helvetica" w:hAnsi="Helvetica"/>
           <w:b/>
           <w:bCs/>
-          <w:sz w:val="22"/>
-          <w:szCs w:val="22"/>
+          <w:sz w:val="20"/>
+          <w:szCs w:val="20"/>
+        </w:rPr>
+        <w:t>April</w:t>
+      </w:r>
+      <w:r>
+        <w:rPr>
+          <w:rFonts w:ascii="Helvetica" w:hAnsi="Helvetica"/>
+          <w:b/>
+          <w:bCs/>
+          <w:sz w:val="20"/>
+          <w:szCs w:val="20"/>
+        </w:rPr>
+        <w:t xml:space="preserve"> </w:t>
+      </w:r>
+      <w:r>
+        <w:rPr>
+          <w:rFonts w:ascii="Helvetica" w:hAnsi="Helvetica"/>
+          <w:b/>
+          <w:bCs/>
+          <w:sz w:val="20"/>
+          <w:szCs w:val="20"/>
+        </w:rPr>
+        <w:t>2026</w:t>
+      </w:r>
+      <w:r>
+        <w:rPr>
+          <w:rFonts w:ascii="Helvetica" w:hAnsi="Helvetica"/>
+          <w:b/>
+          <w:bCs/>
+          <w:sz w:val="20"/>
+          <w:szCs w:val="20"/>
+        </w:rPr>
+        <w:t xml:space="preserve"> – </w:t>
+      </w:r>
+      <w:r>
+        <w:rPr>
+          <w:rFonts w:ascii="Helvetica" w:hAnsi="Helvetica"/>
+          <w:b/>
+          <w:bCs/>
+          <w:sz w:val="20"/>
+          <w:szCs w:val="20"/>
+        </w:rPr>
+        <w:t>Present</w:t>
+      </w:r>
+    </w:p>
+    <w:p>
+      <w:pPr>
+        <w:pStyle w:val="ListParagraph"/>
+        <w:numPr>
+          <w:ilvl w:val="0"/>
+          <w:numId w:val="6"/>
+        </w:numPr>
+        <w:rPr>
+          <w:rFonts w:ascii="Helvetica" w:hAnsi="Helvetica"/>
+          <w:sz w:val="20"/>
+          <w:szCs w:val="20"/>
+        </w:rPr>
+      </w:pPr>
+      <w:r>
+        <w:rPr>
+          <w:rFonts w:ascii="Helvetica" w:hAnsi="Helvetica"/>
+          <w:sz w:val="20"/>
+          <w:szCs w:val="20"/>
+        </w:rPr>
+        <w:t xml:space="preserve">Developed custom member check logic and operational workflows to support specialized clinical data ingestion. </w:t>
+      </w:r>
+    </w:p>
+    <w:p>
+      <w:pPr>
+        <w:pStyle w:val="ListParagraph"/>
+        <w:numPr>
+          <w:ilvl w:val="0"/>
+          <w:numId w:val="6"/>
+        </w:numPr>
+        <w:rPr>
+          <w:rFonts w:ascii="Helvetica" w:hAnsi="Helvetica"/>
+          <w:sz w:val="20"/>
+          <w:szCs w:val="20"/>
+        </w:rPr>
+      </w:pPr>
+      <w:r>
+        <w:rPr>
+          <w:rFonts w:ascii="Helvetica" w:hAnsi="Helvetica"/>
+          <w:sz w:val="20"/>
+          <w:szCs w:val="20"/>
+        </w:rPr>
+        <w:t xml:space="preserve">Designed and implemented custom feeds for ingesting flat files, transforming to SDA, and matching to existing patients in HealthShare. </w:t>
+      </w:r>
+    </w:p>
+    <w:p>
+      <w:pPr>
+        <w:pStyle w:val="ListParagraph"/>
+        <w:numPr>
+          <w:ilvl w:val="0"/>
+          <w:numId w:val="6"/>
+        </w:numPr>
+        <w:rPr>
+          <w:rFonts w:ascii="Helvetica" w:hAnsi="Helvetica"/>
+          <w:sz w:val="20"/>
+          <w:szCs w:val="20"/>
+        </w:rPr>
+      </w:pPr>
+      <w:r>
+        <w:rPr>
+          <w:rFonts w:ascii="Helvetica" w:hAnsi="Helvetica"/>
+          <w:sz w:val="20"/>
+          <w:szCs w:val="20"/>
+        </w:rPr>
+        <w:t xml:space="preserve">Supported existing HL7, CCDA, and file ingestion feeds to ensure timely delivery and performance standards. </w:t>
+      </w:r>
+    </w:p>
+    <w:p>
+      <w:pPr>
+        <w:pStyle w:val="ListParagraph"/>
+        <w:numPr>
+          <w:ilvl w:val="0"/>
+          <w:numId w:val="6"/>
+        </w:numPr>
+        <w:rPr>
+          <w:rFonts w:ascii="Helvetica" w:hAnsi="Helvetica"/>
+          <w:sz w:val="20"/>
+          <w:szCs w:val="20"/>
+        </w:rPr>
+      </w:pPr>
+      <w:r>
+        <w:rPr>
+          <w:rFonts w:ascii="Helvetica" w:hAnsi="Helvetica"/>
+          <w:sz w:val="20"/>
+          <w:szCs w:val="20"/>
+        </w:rPr>
+        <w:t>Optimized routing logic and network architecture to improve performance standards and reduce strain on system resources.</w:t>
+      </w:r>
+    </w:p>
+    <w:p>
+      <w:pPr>
+        <w:pStyle w:val="ListParagraph"/>
+        <w:numPr>
+          <w:ilvl w:val="0"/>
+          <w:numId w:val="6"/>
+        </w:numPr>
+        <w:rPr>
+          <w:rFonts w:ascii="Helvetica" w:hAnsi="Helvetica"/>
+          <w:sz w:val="20"/>
+          <w:szCs w:val="20"/>
+        </w:rPr>
+      </w:pPr>
+      <w:r>
+        <w:rPr>
+          <w:rFonts w:ascii="Helvetica" w:hAnsi="Helvetica"/>
+          <w:sz w:val="20"/>
+          <w:szCs w:val="20"/>
+        </w:rPr>
+        <w:t>Implemented custom clinical viewer document query and retrieve through an existing network of clinical providers.</w:t>
+      </w:r>
+    </w:p>
+    <w:p>
+      <w:pPr>
+        <w:pStyle w:val="Heading3"/>
+        <w:rPr>
+          <w:rFonts w:ascii="Helvetica" w:hAnsi="Helvetica"/>
+          <w:sz w:val="21"/>
+          <w:szCs w:val="20"/>
+        </w:rPr>
+      </w:pPr>
+      <w:bookmarkStart w:id="3" w:name="healthconnect-texas-hie-developer"/>
+      <w:r>
+        <w:rPr>
+          <w:rFonts w:ascii="Helvetica" w:hAnsi="Helvetica"/>
+          <w:sz w:val="21"/>
+          <w:szCs w:val="20"/>
+        </w:rPr>
+        <w:t xml:space="preserve">Healthconnect Texas — </w:t>
+      </w:r>
+      <w:r>
+        <w:rPr>
+          <w:rFonts w:ascii="Helvetica" w:hAnsi="Helvetica"/>
+          <w:i/>
+          <w:iCs/>
+          <w:sz w:val="21"/>
+          <w:szCs w:val="20"/>
+        </w:rPr>
+        <w:t>HIE Developer</w:t>
+      </w:r>
+    </w:p>
+    <w:p>
+      <w:pPr>
+        <w:pStyle w:val="FirstParagraph"/>
+        <w:rPr>
+          <w:rFonts w:ascii="Helvetica" w:hAnsi="Helvetica"/>
+          <w:sz w:val="20"/>
+          <w:szCs w:val="20"/>
+        </w:rPr>
+      </w:pPr>
+      <w:r>
+        <w:rPr>
+          <w:rFonts w:ascii="Helvetica" w:hAnsi="Helvetica"/>
+          <w:b/>
+          <w:bCs/>
+          <w:sz w:val="20"/>
+          <w:szCs w:val="20"/>
         </w:rPr>
         <w:t>January 2023 – February 2026</w:t>
       </w:r>
@@ -256,15 +402,15 @@
         </w:numPr>
         <w:rPr>
           <w:rFonts w:ascii="Helvetica" w:hAnsi="Helvetica"/>
-          <w:sz w:val="22"/>
-          <w:szCs w:val="22"/>
-        </w:rPr>
-      </w:pPr>
-      <w:r>
-        <w:rPr>
-          <w:rFonts w:ascii="Helvetica" w:hAnsi="Helvetica"/>
-          <w:sz w:val="22"/>
-          <w:szCs w:val="22"/>
+          <w:sz w:val="20"/>
+          <w:szCs w:val="20"/>
+        </w:rPr>
+      </w:pPr>
+      <w:r>
+        <w:rPr>
+          <w:rFonts w:ascii="Helvetica" w:hAnsi="Helvetica"/>
+          <w:sz w:val="20"/>
+          <w:szCs w:val="20"/>
         </w:rPr>
         <w:t>Designed, developed, and deployed business services for ingestion and storage of Social Determinants of Health (SDOH) data from external sources.</w:t>
       </w:r>
@@ -278,15 +424,15 @@
         </w:numPr>
         <w:rPr>
           <w:rFonts w:ascii="Helvetica" w:hAnsi="Helvetica"/>
-          <w:sz w:val="22"/>
-          <w:szCs w:val="22"/>
-        </w:rPr>
-      </w:pPr>
-      <w:r>
-        <w:rPr>
-          <w:rFonts w:ascii="Helvetica" w:hAnsi="Helvetica"/>
-          <w:sz w:val="22"/>
-          <w:szCs w:val="22"/>
+          <w:sz w:val="20"/>
+          <w:szCs w:val="20"/>
+        </w:rPr>
+      </w:pPr>
+      <w:r>
+        <w:rPr>
+          <w:rFonts w:ascii="Helvetica" w:hAnsi="Helvetica"/>
+          <w:sz w:val="20"/>
+          <w:szCs w:val="20"/>
         </w:rPr>
         <w:t>Expanded and maintained a custom framework for consolidated CCDA generation, including static CCDA file creation and secure transfer to participants.</w:t>
       </w:r>
@@ -300,35 +446,17 @@
         </w:numPr>
         <w:rPr>
           <w:rFonts w:ascii="Helvetica" w:hAnsi="Helvetica"/>
-          <w:sz w:val="22"/>
-          <w:szCs w:val="22"/>
-        </w:rPr>
-      </w:pPr>
-      <w:r>
-        <w:rPr>
-          <w:rFonts w:ascii="Helvetica" w:hAnsi="Helvetica"/>
-          <w:sz w:val="22"/>
-          <w:szCs w:val="22"/>
-        </w:rPr>
-        <w:t xml:space="preserve">Customized and deployed XCA and </w:t>
-      </w:r>
-      <w:proofErr w:type="spellStart"/>
-      <w:r>
-        <w:rPr>
-          <w:rFonts w:ascii="Helvetica" w:hAnsi="Helvetica"/>
-          <w:sz w:val="22"/>
-          <w:szCs w:val="22"/>
-        </w:rPr>
-        <w:t>XDS.b</w:t>
-      </w:r>
-      <w:proofErr w:type="spellEnd"/>
-      <w:r>
-        <w:rPr>
-          <w:rFonts w:ascii="Helvetica" w:hAnsi="Helvetica"/>
-          <w:sz w:val="22"/>
-          <w:szCs w:val="22"/>
-        </w:rPr>
-        <w:t xml:space="preserve"> document exchange workflows to support HIE interoperability.</w:t>
+          <w:sz w:val="20"/>
+          <w:szCs w:val="20"/>
+        </w:rPr>
+      </w:pPr>
+      <w:r>
+        <w:rPr>
+          <w:rFonts w:ascii="Helvetica" w:hAnsi="Helvetica"/>
+          <w:sz w:val="20"/>
+          <w:szCs w:val="20"/>
+        </w:rPr>
+        <w:t>Customized and deployed XCA and XDS.b document exchange workflows to support HIE interoperability.</w:t>
       </w:r>
     </w:p>
     <w:p>
@@ -340,15 +468,15 @@
         </w:numPr>
         <w:rPr>
           <w:rFonts w:ascii="Helvetica" w:hAnsi="Helvetica"/>
-          <w:sz w:val="22"/>
-          <w:szCs w:val="22"/>
-        </w:rPr>
-      </w:pPr>
-      <w:r>
-        <w:rPr>
-          <w:rFonts w:ascii="Helvetica" w:hAnsi="Helvetica"/>
-          <w:sz w:val="22"/>
-          <w:szCs w:val="22"/>
+          <w:sz w:val="20"/>
+          <w:szCs w:val="20"/>
+        </w:rPr>
+      </w:pPr>
+      <w:r>
+        <w:rPr>
+          <w:rFonts w:ascii="Helvetica" w:hAnsi="Helvetica"/>
+          <w:sz w:val="20"/>
+          <w:szCs w:val="20"/>
         </w:rPr>
         <w:t>Implemented self-service password reset using Office 365 SMTP and migrated clinician email addresses platform-wide.</w:t>
       </w:r>
@@ -362,15 +490,15 @@
         </w:numPr>
         <w:rPr>
           <w:rFonts w:ascii="Helvetica" w:hAnsi="Helvetica"/>
-          <w:sz w:val="22"/>
-          <w:szCs w:val="22"/>
-        </w:rPr>
-      </w:pPr>
-      <w:r>
-        <w:rPr>
-          <w:rFonts w:ascii="Helvetica" w:hAnsi="Helvetica"/>
-          <w:sz w:val="22"/>
-          <w:szCs w:val="22"/>
+          <w:sz w:val="20"/>
+          <w:szCs w:val="20"/>
+        </w:rPr>
+      </w:pPr>
+      <w:r>
+        <w:rPr>
+          <w:rFonts w:ascii="Helvetica" w:hAnsi="Helvetica"/>
+          <w:sz w:val="20"/>
+          <w:szCs w:val="20"/>
         </w:rPr>
         <w:t>Authored XSLT transformations for CCDA and SDA customization and document decomposition into discrete SDA data elements.</w:t>
       </w:r>
@@ -384,15 +512,15 @@
         </w:numPr>
         <w:rPr>
           <w:rFonts w:ascii="Helvetica" w:hAnsi="Helvetica"/>
-          <w:sz w:val="22"/>
-          <w:szCs w:val="22"/>
-        </w:rPr>
-      </w:pPr>
-      <w:r>
-        <w:rPr>
-          <w:rFonts w:ascii="Helvetica" w:hAnsi="Helvetica"/>
-          <w:sz w:val="22"/>
-          <w:szCs w:val="22"/>
+          <w:sz w:val="20"/>
+          <w:szCs w:val="20"/>
+        </w:rPr>
+      </w:pPr>
+      <w:r>
+        <w:rPr>
+          <w:rFonts w:ascii="Helvetica" w:hAnsi="Helvetica"/>
+          <w:sz w:val="20"/>
+          <w:szCs w:val="20"/>
         </w:rPr>
         <w:t>Developed clean-up routines to identify and merge duplicate patient records, improving data quality.</w:t>
       </w:r>
@@ -406,35 +534,17 @@
         </w:numPr>
         <w:rPr>
           <w:rFonts w:ascii="Helvetica" w:hAnsi="Helvetica"/>
-          <w:sz w:val="22"/>
-          <w:szCs w:val="22"/>
-        </w:rPr>
-      </w:pPr>
-      <w:r>
-        <w:rPr>
-          <w:rFonts w:ascii="Helvetica" w:hAnsi="Helvetica"/>
-          <w:sz w:val="22"/>
-          <w:szCs w:val="22"/>
-        </w:rPr>
-        <w:t xml:space="preserve">Supported HL7 integration maintenance and delivered alerting solutions using the </w:t>
-      </w:r>
-      <w:proofErr w:type="spellStart"/>
-      <w:r>
-        <w:rPr>
-          <w:rFonts w:ascii="Helvetica" w:hAnsi="Helvetica"/>
-          <w:sz w:val="22"/>
-          <w:szCs w:val="22"/>
-        </w:rPr>
-        <w:t>HealthShare</w:t>
-      </w:r>
-      <w:proofErr w:type="spellEnd"/>
-      <w:r>
-        <w:rPr>
-          <w:rFonts w:ascii="Helvetica" w:hAnsi="Helvetica"/>
-          <w:sz w:val="22"/>
-          <w:szCs w:val="22"/>
-        </w:rPr>
-        <w:t xml:space="preserve"> push framework.</w:t>
+          <w:sz w:val="20"/>
+          <w:szCs w:val="20"/>
+        </w:rPr>
+      </w:pPr>
+      <w:r>
+        <w:rPr>
+          <w:rFonts w:ascii="Helvetica" w:hAnsi="Helvetica"/>
+          <w:sz w:val="20"/>
+          <w:szCs w:val="20"/>
+        </w:rPr>
+        <w:t>Supported HL7 integration maintenance and delivered alerting solutions using the HealthShare push framework.</w:t>
       </w:r>
     </w:p>
     <w:p>
@@ -446,72 +556,55 @@
         </w:numPr>
         <w:rPr>
           <w:rFonts w:ascii="Helvetica" w:hAnsi="Helvetica"/>
-          <w:sz w:val="22"/>
-          <w:szCs w:val="22"/>
-        </w:rPr>
-      </w:pPr>
-      <w:r>
-        <w:rPr>
-          <w:rFonts w:ascii="Helvetica" w:hAnsi="Helvetica"/>
-          <w:sz w:val="22"/>
-          <w:szCs w:val="22"/>
-        </w:rPr>
-        <w:t xml:space="preserve">Assisted with planning and execution of the </w:t>
-      </w:r>
-      <w:proofErr w:type="spellStart"/>
-      <w:r>
-        <w:rPr>
-          <w:rFonts w:ascii="Helvetica" w:hAnsi="Helvetica"/>
-          <w:sz w:val="22"/>
-          <w:szCs w:val="22"/>
-        </w:rPr>
-        <w:t>HealthShare</w:t>
-      </w:r>
-      <w:proofErr w:type="spellEnd"/>
-      <w:r>
-        <w:rPr>
-          <w:rFonts w:ascii="Helvetica" w:hAnsi="Helvetica"/>
-          <w:sz w:val="22"/>
-          <w:szCs w:val="22"/>
-        </w:rPr>
-        <w:t xml:space="preserve"> upgrade from version 2020.1 to 2023.1.</w:t>
-      </w:r>
-    </w:p>
-    <w:p>
-      <w:pPr>
-        <w:rPr>
-          <w:rFonts w:ascii="Helvetica" w:hAnsi="Helvetica"/>
-          <w:sz w:val="22"/>
-          <w:szCs w:val="22"/>
-        </w:rPr>
-      </w:pPr>
-      <w:r>
-        <w:rPr>
-          <w:rFonts w:ascii="Helvetica" w:hAnsi="Helvetica"/>
-          <w:sz w:val="22"/>
-          <w:szCs w:val="22"/>
-        </w:rPr>
-        <w:pict w14:anchorId="454361CD">
-          <v:rect id="_x0000_i1027" style="width:0;height:1.5pt" o:hralign="center" o:hrstd="t" o:hr="t"/>
+          <w:sz w:val="20"/>
+          <w:szCs w:val="20"/>
+        </w:rPr>
+      </w:pPr>
+      <w:r>
+        <w:rPr>
+          <w:rFonts w:ascii="Helvetica" w:hAnsi="Helvetica"/>
+          <w:sz w:val="20"/>
+          <w:szCs w:val="20"/>
+        </w:rPr>
+        <w:t>Assisted with planning and execution of the HealthShare upgrade from version 2020.1 to 2023.1.</w:t>
+      </w:r>
+    </w:p>
+    <w:p>
+      <w:pPr>
+        <w:rPr>
+          <w:rFonts w:ascii="Helvetica" w:hAnsi="Helvetica"/>
+          <w:sz w:val="20"/>
+          <w:szCs w:val="20"/>
+        </w:rPr>
+      </w:pPr>
+      <w:r>
+        <w:rPr>
+          <w:rFonts w:ascii="Helvetica" w:hAnsi="Helvetica"/>
+          <w:noProof/>
+          <w:sz w:val="20"/>
+          <w:szCs w:val="20"/>
+        </w:rPr>
+        <w:pict w14:anchorId="4AB62192">
+          <v:rect id="_x0000_i1029" alt="" style="width:468pt;height:.05pt;mso-width-percent:0;mso-height-percent:0;mso-width-percent:0;mso-height-percent:0" o:hralign="center" o:hrstd="t" o:hr="t"/>
         </w:pict>
       </w:r>
-    </w:p>
-    <w:p>
-      <w:pPr>
-        <w:pStyle w:val="Heading3"/>
-        <w:rPr>
-          <w:rFonts w:ascii="Helvetica" w:hAnsi="Helvetica"/>
-          <w:sz w:val="26"/>
-          <w:szCs w:val="24"/>
-        </w:rPr>
-      </w:pPr>
       <w:bookmarkStart w:id="4" w:name="ready-computing-inc.-solution-consultant"/>
       <w:bookmarkEnd w:id="3"/>
-      <w:r>
-        <w:rPr>
-          <w:rFonts w:ascii="Helvetica" w:hAnsi="Helvetica"/>
-          <w:sz w:val="26"/>
-          <w:szCs w:val="24"/>
+    </w:p>
+    <w:p>
+      <w:pPr>
+        <w:pStyle w:val="Heading3"/>
+        <w:rPr>
+          <w:rFonts w:ascii="Helvetica" w:hAnsi="Helvetica"/>
+          <w:sz w:val="21"/>
+          <w:szCs w:val="20"/>
+        </w:rPr>
+      </w:pPr>
+      <w:r>
+        <w:rPr>
+          <w:rFonts w:ascii="Helvetica" w:hAnsi="Helvetica"/>
+          <w:sz w:val="21"/>
+          <w:szCs w:val="20"/>
         </w:rPr>
         <w:t xml:space="preserve">Ready Computing, Inc. — </w:t>
       </w:r>
@@ -520,8 +613,8 @@
           <w:rFonts w:ascii="Helvetica" w:hAnsi="Helvetica"/>
           <w:i/>
           <w:iCs/>
-          <w:sz w:val="26"/>
-          <w:szCs w:val="24"/>
+          <w:sz w:val="21"/>
+          <w:szCs w:val="20"/>
         </w:rPr>
         <w:t>Solution Consultant</w:t>
       </w:r>
@@ -531,8 +624,8 @@
         <w:pStyle w:val="FirstParagraph"/>
         <w:rPr>
           <w:rFonts w:ascii="Helvetica" w:hAnsi="Helvetica"/>
-          <w:sz w:val="22"/>
-          <w:szCs w:val="22"/>
+          <w:sz w:val="20"/>
+          <w:szCs w:val="20"/>
         </w:rPr>
       </w:pPr>
       <w:r>
@@ -540,8 +633,8 @@
           <w:rFonts w:ascii="Helvetica" w:hAnsi="Helvetica"/>
           <w:b/>
           <w:bCs/>
-          <w:sz w:val="22"/>
-          <w:szCs w:val="22"/>
+          <w:sz w:val="20"/>
+          <w:szCs w:val="20"/>
         </w:rPr>
         <w:t>November 2019 – December 2022</w:t>
       </w:r>
@@ -555,15 +648,15 @@
         </w:numPr>
         <w:rPr>
           <w:rFonts w:ascii="Helvetica" w:hAnsi="Helvetica"/>
-          <w:sz w:val="22"/>
-          <w:szCs w:val="22"/>
-        </w:rPr>
-      </w:pPr>
-      <w:r>
-        <w:rPr>
-          <w:rFonts w:ascii="Helvetica" w:hAnsi="Helvetica"/>
-          <w:sz w:val="22"/>
-          <w:szCs w:val="22"/>
+          <w:sz w:val="20"/>
+          <w:szCs w:val="20"/>
+        </w:rPr>
+      </w:pPr>
+      <w:r>
+        <w:rPr>
+          <w:rFonts w:ascii="Helvetica" w:hAnsi="Helvetica"/>
+          <w:sz w:val="20"/>
+          <w:szCs w:val="20"/>
         </w:rPr>
         <w:t>Consulted with healthcare customers on best practices for interoperability, system integration, and enterprise architecture.</w:t>
       </w:r>
@@ -577,16 +670,17 @@
         </w:numPr>
         <w:rPr>
           <w:rFonts w:ascii="Helvetica" w:hAnsi="Helvetica"/>
-          <w:sz w:val="22"/>
-          <w:szCs w:val="22"/>
-        </w:rPr>
-      </w:pPr>
-      <w:r>
-        <w:rPr>
-          <w:rFonts w:ascii="Helvetica" w:hAnsi="Helvetica"/>
-          <w:sz w:val="22"/>
-          <w:szCs w:val="22"/>
-        </w:rPr>
+          <w:sz w:val="20"/>
+          <w:szCs w:val="20"/>
+        </w:rPr>
+      </w:pPr>
+      <w:r>
+        <w:rPr>
+          <w:rFonts w:ascii="Helvetica" w:hAnsi="Helvetica"/>
+          <w:sz w:val="20"/>
+          <w:szCs w:val="20"/>
+        </w:rPr>
+        <w:lastRenderedPageBreak/>
         <w:t>Architected site-specific solutions aligned with modern healthcare standards and integration paradigms.</w:t>
       </w:r>
     </w:p>
@@ -599,15 +693,15 @@
         </w:numPr>
         <w:rPr>
           <w:rFonts w:ascii="Helvetica" w:hAnsi="Helvetica"/>
-          <w:sz w:val="22"/>
-          <w:szCs w:val="22"/>
-        </w:rPr>
-      </w:pPr>
-      <w:r>
-        <w:rPr>
-          <w:rFonts w:ascii="Helvetica" w:hAnsi="Helvetica"/>
-          <w:sz w:val="22"/>
-          <w:szCs w:val="22"/>
+          <w:sz w:val="20"/>
+          <w:szCs w:val="20"/>
+        </w:rPr>
+      </w:pPr>
+      <w:r>
+        <w:rPr>
+          <w:rFonts w:ascii="Helvetica" w:hAnsi="Helvetica"/>
+          <w:sz w:val="20"/>
+          <w:szCs w:val="20"/>
         </w:rPr>
         <w:t>Integrated systems using HL7 v2/v3, CDA, X12, FHIR, and related standards.</w:t>
       </w:r>
@@ -621,15 +715,15 @@
         </w:numPr>
         <w:rPr>
           <w:rFonts w:ascii="Helvetica" w:hAnsi="Helvetica"/>
-          <w:sz w:val="22"/>
-          <w:szCs w:val="22"/>
-        </w:rPr>
-      </w:pPr>
-      <w:r>
-        <w:rPr>
-          <w:rFonts w:ascii="Helvetica" w:hAnsi="Helvetica"/>
-          <w:sz w:val="22"/>
-          <w:szCs w:val="22"/>
+          <w:sz w:val="20"/>
+          <w:szCs w:val="20"/>
+        </w:rPr>
+      </w:pPr>
+      <w:r>
+        <w:rPr>
+          <w:rFonts w:ascii="Helvetica" w:hAnsi="Helvetica"/>
+          <w:sz w:val="20"/>
+          <w:szCs w:val="20"/>
         </w:rPr>
         <w:t>Developed custom business services, processes, and operations supporting reliable upstream and downstream data exchange.</w:t>
       </w:r>
@@ -643,17 +737,16 @@
         </w:numPr>
         <w:rPr>
           <w:rFonts w:ascii="Helvetica" w:hAnsi="Helvetica"/>
-          <w:sz w:val="22"/>
-          <w:szCs w:val="22"/>
-        </w:rPr>
-      </w:pPr>
-      <w:r>
-        <w:rPr>
-          <w:rFonts w:ascii="Helvetica" w:hAnsi="Helvetica"/>
-          <w:sz w:val="22"/>
-          <w:szCs w:val="22"/>
-        </w:rPr>
-        <w:lastRenderedPageBreak/>
+          <w:sz w:val="20"/>
+          <w:szCs w:val="20"/>
+        </w:rPr>
+      </w:pPr>
+      <w:r>
+        <w:rPr>
+          <w:rFonts w:ascii="Helvetica" w:hAnsi="Helvetica"/>
+          <w:sz w:val="20"/>
+          <w:szCs w:val="20"/>
+        </w:rPr>
         <w:t>Designed and deployed custom SOAP and REST services for secure integrations with InterSystems IRIS applications.</w:t>
       </w:r>
     </w:p>
@@ -666,53 +759,36 @@
         </w:numPr>
         <w:rPr>
           <w:rFonts w:ascii="Helvetica" w:hAnsi="Helvetica"/>
-          <w:sz w:val="22"/>
-          <w:szCs w:val="22"/>
-        </w:rPr>
-      </w:pPr>
-      <w:r>
-        <w:rPr>
-          <w:rFonts w:ascii="Helvetica" w:hAnsi="Helvetica"/>
-          <w:sz w:val="22"/>
-          <w:szCs w:val="22"/>
-        </w:rPr>
-        <w:t xml:space="preserve">Built custom data capture solutions feeding </w:t>
-      </w:r>
-      <w:proofErr w:type="spellStart"/>
-      <w:r>
-        <w:rPr>
-          <w:rFonts w:ascii="Helvetica" w:hAnsi="Helvetica"/>
-          <w:sz w:val="22"/>
-          <w:szCs w:val="22"/>
-        </w:rPr>
-        <w:t>DeepSee</w:t>
-      </w:r>
-      <w:proofErr w:type="spellEnd"/>
-      <w:r>
-        <w:rPr>
-          <w:rFonts w:ascii="Helvetica" w:hAnsi="Helvetica"/>
-          <w:sz w:val="22"/>
-          <w:szCs w:val="22"/>
-        </w:rPr>
-        <w:t xml:space="preserve"> cubes for analytics and reporting.</w:t>
-      </w:r>
-    </w:p>
-    <w:p>
-      <w:pPr>
-        <w:rPr>
-          <w:rFonts w:ascii="Helvetica" w:hAnsi="Helvetica"/>
-          <w:sz w:val="22"/>
-          <w:szCs w:val="22"/>
-        </w:rPr>
-      </w:pPr>
-      <w:r>
-        <w:rPr>
-          <w:rFonts w:ascii="Helvetica" w:hAnsi="Helvetica"/>
-          <w:sz w:val="22"/>
-          <w:szCs w:val="22"/>
-        </w:rPr>
-        <w:pict w14:anchorId="450BE0B2">
-          <v:rect id="_x0000_i1028" style="width:0;height:1.5pt" o:hralign="center" o:hrstd="t" o:hr="t"/>
+          <w:sz w:val="20"/>
+          <w:szCs w:val="20"/>
+        </w:rPr>
+      </w:pPr>
+      <w:r>
+        <w:rPr>
+          <w:rFonts w:ascii="Helvetica" w:hAnsi="Helvetica"/>
+          <w:sz w:val="20"/>
+          <w:szCs w:val="20"/>
+        </w:rPr>
+        <w:t>Built custom data capture solutions feeding DeepSee cubes for analytics and reporting.</w:t>
+      </w:r>
+    </w:p>
+    <w:p>
+      <w:pPr>
+        <w:rPr>
+          <w:rFonts w:ascii="Helvetica" w:hAnsi="Helvetica"/>
+          <w:sz w:val="20"/>
+          <w:szCs w:val="20"/>
+        </w:rPr>
+      </w:pPr>
+      <w:r>
+        <w:rPr>
+          <w:rFonts w:ascii="Helvetica" w:hAnsi="Helvetica"/>
+          <w:noProof/>
+          <w:sz w:val="20"/>
+          <w:szCs w:val="20"/>
+        </w:rPr>
+        <w:pict w14:anchorId="0632822C">
+          <v:rect id="_x0000_i1028" alt="" style="width:468pt;height:.05pt;mso-width-percent:0;mso-height-percent:0;mso-width-percent:0;mso-height-percent:0" o:hralign="center" o:hrstd="t" o:hr="t"/>
         </w:pict>
       </w:r>
     </w:p>
@@ -721,8 +797,8 @@
         <w:pStyle w:val="Heading3"/>
         <w:rPr>
           <w:rFonts w:ascii="Helvetica" w:hAnsi="Helvetica"/>
-          <w:sz w:val="26"/>
-          <w:szCs w:val="24"/>
+          <w:sz w:val="21"/>
+          <w:szCs w:val="20"/>
         </w:rPr>
       </w:pPr>
       <w:bookmarkStart w:id="5" w:name="Xfb8b9f6318e5beabbc3c4cd2704b5638e9f3683"/>
@@ -730,36 +806,18 @@
       <w:r>
         <w:rPr>
           <w:rFonts w:ascii="Helvetica" w:hAnsi="Helvetica"/>
-          <w:sz w:val="26"/>
-          <w:szCs w:val="24"/>
-        </w:rPr>
-        <w:t xml:space="preserve">Greater Houston </w:t>
-      </w:r>
-      <w:proofErr w:type="spellStart"/>
-      <w:r>
-        <w:rPr>
-          <w:rFonts w:ascii="Helvetica" w:hAnsi="Helvetica"/>
-          <w:sz w:val="26"/>
-          <w:szCs w:val="24"/>
-        </w:rPr>
-        <w:t>Healthconnect</w:t>
-      </w:r>
-      <w:proofErr w:type="spellEnd"/>
-      <w:r>
-        <w:rPr>
-          <w:rFonts w:ascii="Helvetica" w:hAnsi="Helvetica"/>
-          <w:sz w:val="26"/>
-          <w:szCs w:val="24"/>
-        </w:rPr>
-        <w:t xml:space="preserve"> — </w:t>
+          <w:sz w:val="21"/>
+          <w:szCs w:val="20"/>
+        </w:rPr>
+        <w:t xml:space="preserve">Greater Houston Healthconnect — </w:t>
       </w:r>
       <w:r>
         <w:rPr>
           <w:rFonts w:ascii="Helvetica" w:hAnsi="Helvetica"/>
           <w:i/>
           <w:iCs/>
-          <w:sz w:val="26"/>
-          <w:szCs w:val="24"/>
+          <w:sz w:val="21"/>
+          <w:szCs w:val="20"/>
         </w:rPr>
         <w:t>HIE Developer</w:t>
       </w:r>
@@ -769,8 +827,8 @@
         <w:pStyle w:val="FirstParagraph"/>
         <w:rPr>
           <w:rFonts w:ascii="Helvetica" w:hAnsi="Helvetica"/>
-          <w:sz w:val="22"/>
-          <w:szCs w:val="22"/>
+          <w:sz w:val="20"/>
+          <w:szCs w:val="20"/>
         </w:rPr>
       </w:pPr>
       <w:r>
@@ -778,8 +836,8 @@
           <w:rFonts w:ascii="Helvetica" w:hAnsi="Helvetica"/>
           <w:b/>
           <w:bCs/>
-          <w:sz w:val="22"/>
-          <w:szCs w:val="22"/>
+          <w:sz w:val="20"/>
+          <w:szCs w:val="20"/>
         </w:rPr>
         <w:t>December 2016 – October 2019</w:t>
       </w:r>
@@ -793,35 +851,17 @@
         </w:numPr>
         <w:rPr>
           <w:rFonts w:ascii="Helvetica" w:hAnsi="Helvetica"/>
-          <w:sz w:val="22"/>
-          <w:szCs w:val="22"/>
-        </w:rPr>
-      </w:pPr>
-      <w:r>
-        <w:rPr>
-          <w:rFonts w:ascii="Helvetica" w:hAnsi="Helvetica"/>
-          <w:sz w:val="22"/>
-          <w:szCs w:val="22"/>
-        </w:rPr>
-        <w:t xml:space="preserve">Configured and tested HL7 v2.x ORU, MDM, and ADT interfaces using InterSystems Ensemble and </w:t>
-      </w:r>
-      <w:proofErr w:type="spellStart"/>
-      <w:r>
-        <w:rPr>
-          <w:rFonts w:ascii="Helvetica" w:hAnsi="Helvetica"/>
-          <w:sz w:val="22"/>
-          <w:szCs w:val="22"/>
-        </w:rPr>
-        <w:t>HealthShare</w:t>
-      </w:r>
-      <w:proofErr w:type="spellEnd"/>
-      <w:r>
-        <w:rPr>
-          <w:rFonts w:ascii="Helvetica" w:hAnsi="Helvetica"/>
-          <w:sz w:val="22"/>
-          <w:szCs w:val="22"/>
-        </w:rPr>
-        <w:t>.</w:t>
+          <w:sz w:val="20"/>
+          <w:szCs w:val="20"/>
+        </w:rPr>
+      </w:pPr>
+      <w:r>
+        <w:rPr>
+          <w:rFonts w:ascii="Helvetica" w:hAnsi="Helvetica"/>
+          <w:sz w:val="20"/>
+          <w:szCs w:val="20"/>
+        </w:rPr>
+        <w:t>Configured and tested HL7 v2.x ORU, MDM, and ADT interfaces using InterSystems Ensemble and HealthShare.</w:t>
       </w:r>
     </w:p>
     <w:p>
@@ -833,35 +873,17 @@
         </w:numPr>
         <w:rPr>
           <w:rFonts w:ascii="Helvetica" w:hAnsi="Helvetica"/>
-          <w:sz w:val="22"/>
-          <w:szCs w:val="22"/>
-        </w:rPr>
-      </w:pPr>
-      <w:r>
-        <w:rPr>
-          <w:rFonts w:ascii="Helvetica" w:hAnsi="Helvetica"/>
-          <w:sz w:val="22"/>
-          <w:szCs w:val="22"/>
-        </w:rPr>
-        <w:t xml:space="preserve">Implemented CCD document exchange via </w:t>
-      </w:r>
-      <w:proofErr w:type="spellStart"/>
-      <w:r>
-        <w:rPr>
-          <w:rFonts w:ascii="Helvetica" w:hAnsi="Helvetica"/>
-          <w:sz w:val="22"/>
-          <w:szCs w:val="22"/>
-        </w:rPr>
-        <w:t>XDS.b</w:t>
-      </w:r>
-      <w:proofErr w:type="spellEnd"/>
-      <w:r>
-        <w:rPr>
-          <w:rFonts w:ascii="Helvetica" w:hAnsi="Helvetica"/>
-          <w:sz w:val="22"/>
-          <w:szCs w:val="22"/>
-        </w:rPr>
-        <w:t xml:space="preserve"> using IHE profiles (ITI-41, ITI-18, ITI-34).</w:t>
+          <w:sz w:val="20"/>
+          <w:szCs w:val="20"/>
+        </w:rPr>
+      </w:pPr>
+      <w:r>
+        <w:rPr>
+          <w:rFonts w:ascii="Helvetica" w:hAnsi="Helvetica"/>
+          <w:sz w:val="20"/>
+          <w:szCs w:val="20"/>
+        </w:rPr>
+        <w:t>Implemented CCD document exchange via XDS.b using IHE profiles (ITI-41, ITI-18, ITI-34).</w:t>
       </w:r>
     </w:p>
     <w:p>
@@ -873,15 +895,15 @@
         </w:numPr>
         <w:rPr>
           <w:rFonts w:ascii="Helvetica" w:hAnsi="Helvetica"/>
-          <w:sz w:val="22"/>
-          <w:szCs w:val="22"/>
-        </w:rPr>
-      </w:pPr>
-      <w:r>
-        <w:rPr>
-          <w:rFonts w:ascii="Helvetica" w:hAnsi="Helvetica"/>
-          <w:sz w:val="22"/>
-          <w:szCs w:val="22"/>
+          <w:sz w:val="20"/>
+          <w:szCs w:val="20"/>
+        </w:rPr>
+      </w:pPr>
+      <w:r>
+        <w:rPr>
+          <w:rFonts w:ascii="Helvetica" w:hAnsi="Helvetica"/>
+          <w:sz w:val="20"/>
+          <w:szCs w:val="20"/>
         </w:rPr>
         <w:t>Analyzed and normalized HL7 data; implemented custom routing rules and alerts for downstream systems.</w:t>
       </w:r>
@@ -895,15 +917,15 @@
         </w:numPr>
         <w:rPr>
           <w:rFonts w:ascii="Helvetica" w:hAnsi="Helvetica"/>
-          <w:sz w:val="22"/>
-          <w:szCs w:val="22"/>
-        </w:rPr>
-      </w:pPr>
-      <w:r>
-        <w:rPr>
-          <w:rFonts w:ascii="Helvetica" w:hAnsi="Helvetica"/>
-          <w:sz w:val="22"/>
-          <w:szCs w:val="22"/>
+          <w:sz w:val="20"/>
+          <w:szCs w:val="20"/>
+        </w:rPr>
+      </w:pPr>
+      <w:r>
+        <w:rPr>
+          <w:rFonts w:ascii="Helvetica" w:hAnsi="Helvetica"/>
+          <w:sz w:val="20"/>
+          <w:szCs w:val="20"/>
         </w:rPr>
         <w:t>Developed internal tools and documentation for processing large participant data sets.</w:t>
       </w:r>
@@ -917,15 +939,15 @@
         </w:numPr>
         <w:rPr>
           <w:rFonts w:ascii="Helvetica" w:hAnsi="Helvetica"/>
-          <w:sz w:val="22"/>
-          <w:szCs w:val="22"/>
-        </w:rPr>
-      </w:pPr>
-      <w:r>
-        <w:rPr>
-          <w:rFonts w:ascii="Helvetica" w:hAnsi="Helvetica"/>
-          <w:sz w:val="22"/>
-          <w:szCs w:val="22"/>
+          <w:sz w:val="20"/>
+          <w:szCs w:val="20"/>
+        </w:rPr>
+      </w:pPr>
+      <w:r>
+        <w:rPr>
+          <w:rFonts w:ascii="Helvetica" w:hAnsi="Helvetica"/>
+          <w:sz w:val="20"/>
+          <w:szCs w:val="20"/>
         </w:rPr>
         <w:t>Implemented and administered a Windows Server 2016 domain with Azure-integrated backup and Office 365 AD Connect.</w:t>
       </w:r>
@@ -934,18 +956,19 @@
       <w:pPr>
         <w:rPr>
           <w:rFonts w:ascii="Helvetica" w:hAnsi="Helvetica"/>
-          <w:sz w:val="22"/>
-          <w:szCs w:val="22"/>
-        </w:rPr>
-      </w:pPr>
-      <w:r>
-        <w:rPr>
-          <w:rFonts w:ascii="Helvetica" w:hAnsi="Helvetica"/>
-          <w:sz w:val="22"/>
-          <w:szCs w:val="22"/>
-        </w:rPr>
-        <w:pict w14:anchorId="73B7E3BA">
-          <v:rect id="_x0000_i1029" style="width:0;height:1.5pt" o:hralign="center" o:hrstd="t" o:hr="t"/>
+          <w:sz w:val="20"/>
+          <w:szCs w:val="20"/>
+        </w:rPr>
+      </w:pPr>
+      <w:r>
+        <w:rPr>
+          <w:rFonts w:ascii="Helvetica" w:hAnsi="Helvetica"/>
+          <w:noProof/>
+          <w:sz w:val="20"/>
+          <w:szCs w:val="20"/>
+        </w:rPr>
+        <w:pict w14:anchorId="31033EBF">
+          <v:rect id="_x0000_i1027" alt="" style="width:468pt;height:.05pt;mso-width-percent:0;mso-height-percent:0;mso-width-percent:0;mso-height-percent:0" o:hralign="center" o:hrstd="t" o:hr="t"/>
         </w:pict>
       </w:r>
     </w:p>
@@ -954,8 +977,8 @@
         <w:pStyle w:val="Heading3"/>
         <w:rPr>
           <w:rFonts w:ascii="Helvetica" w:hAnsi="Helvetica"/>
-          <w:sz w:val="26"/>
-          <w:szCs w:val="24"/>
+          <w:sz w:val="21"/>
+          <w:szCs w:val="20"/>
         </w:rPr>
       </w:pPr>
       <w:bookmarkStart w:id="6" w:name="allegheny-health-network-developer"/>
@@ -963,8 +986,8 @@
       <w:r>
         <w:rPr>
           <w:rFonts w:ascii="Helvetica" w:hAnsi="Helvetica"/>
-          <w:sz w:val="26"/>
-          <w:szCs w:val="24"/>
+          <w:sz w:val="21"/>
+          <w:szCs w:val="20"/>
         </w:rPr>
         <w:t xml:space="preserve">Allegheny Health Network — </w:t>
       </w:r>
@@ -973,8 +996,8 @@
           <w:rFonts w:ascii="Helvetica" w:hAnsi="Helvetica"/>
           <w:i/>
           <w:iCs/>
-          <w:sz w:val="26"/>
-          <w:szCs w:val="24"/>
+          <w:sz w:val="21"/>
+          <w:szCs w:val="20"/>
         </w:rPr>
         <w:t>Developer</w:t>
       </w:r>
@@ -984,8 +1007,8 @@
         <w:pStyle w:val="FirstParagraph"/>
         <w:rPr>
           <w:rFonts w:ascii="Helvetica" w:hAnsi="Helvetica"/>
-          <w:sz w:val="22"/>
-          <w:szCs w:val="22"/>
+          <w:sz w:val="20"/>
+          <w:szCs w:val="20"/>
         </w:rPr>
       </w:pPr>
       <w:r>
@@ -993,8 +1016,8 @@
           <w:rFonts w:ascii="Helvetica" w:hAnsi="Helvetica"/>
           <w:b/>
           <w:bCs/>
-          <w:sz w:val="22"/>
-          <w:szCs w:val="22"/>
+          <w:sz w:val="20"/>
+          <w:szCs w:val="20"/>
         </w:rPr>
         <w:t>February 2014 – June 2016</w:t>
       </w:r>
@@ -1008,15 +1031,15 @@
         </w:numPr>
         <w:rPr>
           <w:rFonts w:ascii="Helvetica" w:hAnsi="Helvetica"/>
-          <w:sz w:val="22"/>
-          <w:szCs w:val="22"/>
-        </w:rPr>
-      </w:pPr>
-      <w:r>
-        <w:rPr>
-          <w:rFonts w:ascii="Helvetica" w:hAnsi="Helvetica"/>
-          <w:sz w:val="22"/>
-          <w:szCs w:val="22"/>
+          <w:sz w:val="20"/>
+          <w:szCs w:val="20"/>
+        </w:rPr>
+      </w:pPr>
+      <w:r>
+        <w:rPr>
+          <w:rFonts w:ascii="Helvetica" w:hAnsi="Helvetica"/>
+          <w:sz w:val="20"/>
+          <w:szCs w:val="20"/>
         </w:rPr>
         <w:t>Developed, tested, and supported HL7, X12, and XML interfaces in an Agile healthcare environment.</w:t>
       </w:r>
@@ -1030,15 +1053,15 @@
         </w:numPr>
         <w:rPr>
           <w:rFonts w:ascii="Helvetica" w:hAnsi="Helvetica"/>
-          <w:sz w:val="22"/>
-          <w:szCs w:val="22"/>
-        </w:rPr>
-      </w:pPr>
-      <w:r>
-        <w:rPr>
-          <w:rFonts w:ascii="Helvetica" w:hAnsi="Helvetica"/>
-          <w:sz w:val="22"/>
-          <w:szCs w:val="22"/>
+          <w:sz w:val="20"/>
+          <w:szCs w:val="20"/>
+        </w:rPr>
+      </w:pPr>
+      <w:r>
+        <w:rPr>
+          <w:rFonts w:ascii="Helvetica" w:hAnsi="Helvetica"/>
+          <w:sz w:val="20"/>
+          <w:szCs w:val="20"/>
         </w:rPr>
         <w:t>Converted and imported data from retired legacy systems supporting over two million patient records.</w:t>
       </w:r>
@@ -1052,15 +1075,15 @@
         </w:numPr>
         <w:rPr>
           <w:rFonts w:ascii="Helvetica" w:hAnsi="Helvetica"/>
-          <w:sz w:val="22"/>
-          <w:szCs w:val="22"/>
-        </w:rPr>
-      </w:pPr>
-      <w:r>
-        <w:rPr>
-          <w:rFonts w:ascii="Helvetica" w:hAnsi="Helvetica"/>
-          <w:sz w:val="22"/>
-          <w:szCs w:val="22"/>
+          <w:sz w:val="20"/>
+          <w:szCs w:val="20"/>
+        </w:rPr>
+      </w:pPr>
+      <w:r>
+        <w:rPr>
+          <w:rFonts w:ascii="Helvetica" w:hAnsi="Helvetica"/>
+          <w:sz w:val="20"/>
+          <w:szCs w:val="20"/>
         </w:rPr>
         <w:t>Supported Epic go-lives for major hospitals and outpatient facilities.</w:t>
       </w:r>
@@ -1074,15 +1097,15 @@
         </w:numPr>
         <w:rPr>
           <w:rFonts w:ascii="Helvetica" w:hAnsi="Helvetica"/>
-          <w:sz w:val="22"/>
-          <w:szCs w:val="22"/>
-        </w:rPr>
-      </w:pPr>
-      <w:r>
-        <w:rPr>
-          <w:rFonts w:ascii="Helvetica" w:hAnsi="Helvetica"/>
-          <w:sz w:val="22"/>
-          <w:szCs w:val="22"/>
+          <w:sz w:val="20"/>
+          <w:szCs w:val="20"/>
+        </w:rPr>
+      </w:pPr>
+      <w:r>
+        <w:rPr>
+          <w:rFonts w:ascii="Helvetica" w:hAnsi="Helvetica"/>
+          <w:sz w:val="20"/>
+          <w:szCs w:val="20"/>
         </w:rPr>
         <w:t>Developed custom Caché routines and web services to extend Epic functionality and provide external data access.</w:t>
       </w:r>
@@ -1096,45 +1119,47 @@
         </w:numPr>
         <w:rPr>
           <w:rFonts w:ascii="Helvetica" w:hAnsi="Helvetica"/>
+          <w:sz w:val="20"/>
+          <w:szCs w:val="20"/>
+        </w:rPr>
+      </w:pPr>
+      <w:r>
+        <w:rPr>
+          <w:rFonts w:ascii="Helvetica" w:hAnsi="Helvetica"/>
+          <w:sz w:val="20"/>
+          <w:szCs w:val="20"/>
+        </w:rPr>
+        <w:t>Designed and implemented a just-in-time CCD conversion process for 1.2 million legacy EMR records.</w:t>
+      </w:r>
+    </w:p>
+    <w:p>
+      <w:pPr>
+        <w:rPr>
+          <w:rFonts w:ascii="Helvetica" w:hAnsi="Helvetica"/>
+          <w:sz w:val="20"/>
+          <w:szCs w:val="20"/>
+        </w:rPr>
+      </w:pPr>
+      <w:r>
+        <w:rPr>
+          <w:rFonts w:ascii="Helvetica" w:hAnsi="Helvetica"/>
+          <w:noProof/>
+          <w:sz w:val="20"/>
+          <w:szCs w:val="20"/>
+        </w:rPr>
+        <w:pict w14:anchorId="63178DD7">
+          <v:rect id="_x0000_i1026" alt="" style="width:468pt;height:.05pt;mso-width-percent:0;mso-height-percent:0;mso-width-percent:0;mso-height-percent:0" o:hralign="center" o:hrstd="t" o:hr="t"/>
+        </w:pict>
+      </w:r>
+    </w:p>
+    <w:p>
+      <w:pPr>
+        <w:pStyle w:val="Heading2"/>
+        <w:rPr>
+          <w:rFonts w:ascii="Helvetica" w:hAnsi="Helvetica"/>
           <w:sz w:val="22"/>
-          <w:szCs w:val="22"/>
-        </w:rPr>
-      </w:pPr>
-      <w:r>
-        <w:rPr>
-          <w:rFonts w:ascii="Helvetica" w:hAnsi="Helvetica"/>
-          <w:sz w:val="22"/>
-          <w:szCs w:val="22"/>
-        </w:rPr>
-        <w:t>Designed and implemented a just-in-time CCD conversion process for 1.2 million legacy EMR records.</w:t>
-      </w:r>
-    </w:p>
-    <w:p>
-      <w:pPr>
-        <w:rPr>
-          <w:rFonts w:ascii="Helvetica" w:hAnsi="Helvetica"/>
-          <w:sz w:val="22"/>
-          <w:szCs w:val="22"/>
-        </w:rPr>
-      </w:pPr>
-      <w:r>
-        <w:rPr>
-          <w:rFonts w:ascii="Helvetica" w:hAnsi="Helvetica"/>
-          <w:sz w:val="22"/>
-          <w:szCs w:val="22"/>
-        </w:rPr>
-        <w:pict w14:anchorId="70A85951">
-          <v:rect id="_x0000_i1030" style="width:0;height:1.5pt" o:hralign="center" o:hrstd="t" o:hr="t"/>
-        </w:pict>
-      </w:r>
-    </w:p>
-    <w:p>
-      <w:pPr>
-        <w:pStyle w:val="Heading2"/>
-        <w:rPr>
-          <w:rFonts w:ascii="Helvetica" w:hAnsi="Helvetica"/>
-          <w:sz w:val="30"/>
-          <w:szCs w:val="28"/>
+          <w:szCs w:val="21"/>
+          <w:u w:val="single"/>
         </w:rPr>
       </w:pPr>
       <w:bookmarkStart w:id="7" w:name="education"/>
@@ -1143,8 +1168,9 @@
       <w:r>
         <w:rPr>
           <w:rFonts w:ascii="Helvetica" w:hAnsi="Helvetica"/>
-          <w:sz w:val="30"/>
-          <w:szCs w:val="28"/>
+          <w:sz w:val="22"/>
+          <w:szCs w:val="21"/>
+          <w:u w:val="single"/>
         </w:rPr>
         <w:t>Education</w:t>
       </w:r>
@@ -1154,8 +1180,8 @@
         <w:pStyle w:val="FirstParagraph"/>
         <w:rPr>
           <w:rFonts w:ascii="Helvetica" w:hAnsi="Helvetica"/>
-          <w:sz w:val="22"/>
-          <w:szCs w:val="22"/>
+          <w:sz w:val="20"/>
+          <w:szCs w:val="20"/>
         </w:rPr>
       </w:pPr>
       <w:r>
@@ -1163,24 +1189,24 @@
           <w:rFonts w:ascii="Helvetica" w:hAnsi="Helvetica"/>
           <w:b/>
           <w:bCs/>
-          <w:sz w:val="22"/>
-          <w:szCs w:val="22"/>
+          <w:sz w:val="20"/>
+          <w:szCs w:val="20"/>
         </w:rPr>
         <w:t>Bachelor of Science in Information Science</w:t>
       </w:r>
       <w:r>
         <w:rPr>
           <w:rFonts w:ascii="Helvetica" w:hAnsi="Helvetica"/>
-          <w:sz w:val="22"/>
-          <w:szCs w:val="22"/>
+          <w:sz w:val="20"/>
+          <w:szCs w:val="20"/>
         </w:rPr>
         <w:t>, December 2013</w:t>
       </w:r>
       <w:r>
         <w:rPr>
           <w:rFonts w:ascii="Helvetica" w:hAnsi="Helvetica"/>
-          <w:sz w:val="22"/>
-          <w:szCs w:val="22"/>
+          <w:sz w:val="20"/>
+          <w:szCs w:val="20"/>
         </w:rPr>
         <w:br/>
         <w:t>University of Pittsburgh, Pittsburgh, PA</w:t>
@@ -1188,8 +1214,8 @@
       <w:r>
         <w:rPr>
           <w:rFonts w:ascii="Helvetica" w:hAnsi="Helvetica"/>
-          <w:sz w:val="22"/>
-          <w:szCs w:val="22"/>
+          <w:sz w:val="20"/>
+          <w:szCs w:val="20"/>
         </w:rPr>
         <w:br/>
         <w:t>Concentration: Computer Science</w:t>
@@ -1199,28 +1225,30 @@
       <w:pPr>
         <w:rPr>
           <w:rFonts w:ascii="Helvetica" w:hAnsi="Helvetica"/>
+          <w:sz w:val="20"/>
+          <w:szCs w:val="20"/>
+        </w:rPr>
+      </w:pPr>
+      <w:r>
+        <w:rPr>
+          <w:rFonts w:ascii="Helvetica" w:hAnsi="Helvetica"/>
+          <w:noProof/>
+          <w:sz w:val="20"/>
+          <w:szCs w:val="20"/>
+        </w:rPr>
+        <w:pict w14:anchorId="5D853113">
+          <v:rect id="_x0000_i1025" alt="" style="width:468pt;height:.05pt;mso-width-percent:0;mso-height-percent:0;mso-width-percent:0;mso-height-percent:0" o:hralign="center" o:hrstd="t" o:hr="t"/>
+        </w:pict>
+      </w:r>
+    </w:p>
+    <w:p>
+      <w:pPr>
+        <w:pStyle w:val="Heading2"/>
+        <w:rPr>
+          <w:rFonts w:ascii="Helvetica" w:hAnsi="Helvetica"/>
           <w:sz w:val="22"/>
-          <w:szCs w:val="22"/>
-        </w:rPr>
-      </w:pPr>
-      <w:r>
-        <w:rPr>
-          <w:rFonts w:ascii="Helvetica" w:hAnsi="Helvetica"/>
-          <w:sz w:val="22"/>
-          <w:szCs w:val="22"/>
-        </w:rPr>
-        <w:pict w14:anchorId="05777749">
-          <v:rect id="_x0000_i1031" style="width:0;height:1.5pt" o:hralign="center" o:hrstd="t" o:hr="t"/>
-        </w:pict>
-      </w:r>
-    </w:p>
-    <w:p>
-      <w:pPr>
-        <w:pStyle w:val="Heading2"/>
-        <w:rPr>
-          <w:rFonts w:ascii="Helvetica" w:hAnsi="Helvetica"/>
-          <w:sz w:val="30"/>
-          <w:szCs w:val="28"/>
+          <w:szCs w:val="21"/>
+          <w:u w:val="single"/>
         </w:rPr>
       </w:pPr>
       <w:bookmarkStart w:id="8" w:name="key-skills"/>
@@ -1228,8 +1256,9 @@
       <w:r>
         <w:rPr>
           <w:rFonts w:ascii="Helvetica" w:hAnsi="Helvetica"/>
-          <w:sz w:val="30"/>
-          <w:szCs w:val="28"/>
+          <w:sz w:val="22"/>
+          <w:szCs w:val="21"/>
+          <w:u w:val="single"/>
         </w:rPr>
         <w:t>Key Skills</w:t>
       </w:r>
@@ -1239,8 +1268,8 @@
         <w:pStyle w:val="FirstParagraph"/>
         <w:rPr>
           <w:rFonts w:ascii="Helvetica" w:hAnsi="Helvetica"/>
-          <w:sz w:val="22"/>
-          <w:szCs w:val="22"/>
+          <w:sz w:val="20"/>
+          <w:szCs w:val="20"/>
         </w:rPr>
       </w:pPr>
       <w:r>
@@ -1248,34 +1277,24 @@
           <w:rFonts w:ascii="Helvetica" w:hAnsi="Helvetica"/>
           <w:b/>
           <w:bCs/>
-          <w:sz w:val="22"/>
-          <w:szCs w:val="22"/>
+          <w:sz w:val="20"/>
+          <w:szCs w:val="20"/>
         </w:rPr>
         <w:t>Languages &amp; Technologies:</w:t>
       </w:r>
       <w:r>
         <w:rPr>
           <w:rFonts w:ascii="Helvetica" w:hAnsi="Helvetica"/>
-          <w:sz w:val="22"/>
-          <w:szCs w:val="22"/>
-        </w:rPr>
-        <w:t xml:space="preserve"> HTML, CSS, Java, C#, SQL, Caché </w:t>
-      </w:r>
-      <w:proofErr w:type="spellStart"/>
-      <w:r>
-        <w:rPr>
-          <w:rFonts w:ascii="Helvetica" w:hAnsi="Helvetica"/>
-          <w:sz w:val="22"/>
-          <w:szCs w:val="22"/>
-        </w:rPr>
-        <w:t>ObjectScript</w:t>
-      </w:r>
-      <w:proofErr w:type="spellEnd"/>
-      <w:r>
-        <w:rPr>
-          <w:rFonts w:ascii="Helvetica" w:hAnsi="Helvetica"/>
-          <w:sz w:val="22"/>
-          <w:szCs w:val="22"/>
+          <w:sz w:val="20"/>
+          <w:szCs w:val="20"/>
+        </w:rPr>
+        <w:t xml:space="preserve"> HTML, CSS, Java, C#, SQL, Caché ObjectScript</w:t>
+      </w:r>
+      <w:r>
+        <w:rPr>
+          <w:rFonts w:ascii="Helvetica" w:hAnsi="Helvetica"/>
+          <w:sz w:val="20"/>
+          <w:szCs w:val="20"/>
         </w:rPr>
         <w:br/>
       </w:r>
@@ -1284,42 +1303,24 @@
           <w:rFonts w:ascii="Helvetica" w:hAnsi="Helvetica"/>
           <w:b/>
           <w:bCs/>
-          <w:sz w:val="22"/>
-          <w:szCs w:val="22"/>
+          <w:sz w:val="20"/>
+          <w:szCs w:val="20"/>
         </w:rPr>
         <w:t>Integration Platforms:</w:t>
       </w:r>
       <w:r>
         <w:rPr>
           <w:rFonts w:ascii="Helvetica" w:hAnsi="Helvetica"/>
-          <w:sz w:val="22"/>
-          <w:szCs w:val="22"/>
-        </w:rPr>
-        <w:t xml:space="preserve"> InterSystems Ensemble, </w:t>
-      </w:r>
-      <w:proofErr w:type="spellStart"/>
-      <w:r>
-        <w:rPr>
-          <w:rFonts w:ascii="Helvetica" w:hAnsi="Helvetica"/>
-          <w:sz w:val="22"/>
-          <w:szCs w:val="22"/>
-        </w:rPr>
-        <w:t>HealthShare</w:t>
-      </w:r>
-      <w:proofErr w:type="spellEnd"/>
-      <w:r>
-        <w:rPr>
-          <w:rFonts w:ascii="Helvetica" w:hAnsi="Helvetica"/>
-          <w:sz w:val="22"/>
-          <w:szCs w:val="22"/>
-        </w:rPr>
-        <w:t>, IRIS, Epic Bridges</w:t>
-      </w:r>
-      <w:r>
-        <w:rPr>
-          <w:rFonts w:ascii="Helvetica" w:hAnsi="Helvetica"/>
-          <w:sz w:val="22"/>
-          <w:szCs w:val="22"/>
+          <w:sz w:val="20"/>
+          <w:szCs w:val="20"/>
+        </w:rPr>
+        <w:t xml:space="preserve"> InterSystems Ensemble, HealthShare, IRIS, Epic Bridges</w:t>
+      </w:r>
+      <w:r>
+        <w:rPr>
+          <w:rFonts w:ascii="Helvetica" w:hAnsi="Helvetica"/>
+          <w:sz w:val="20"/>
+          <w:szCs w:val="20"/>
         </w:rPr>
         <w:br/>
       </w:r>
@@ -1328,24 +1329,24 @@
           <w:rFonts w:ascii="Helvetica" w:hAnsi="Helvetica"/>
           <w:b/>
           <w:bCs/>
-          <w:sz w:val="22"/>
-          <w:szCs w:val="22"/>
+          <w:sz w:val="20"/>
+          <w:szCs w:val="20"/>
         </w:rPr>
         <w:t>Healthcare Standards:</w:t>
       </w:r>
       <w:r>
         <w:rPr>
           <w:rFonts w:ascii="Helvetica" w:hAnsi="Helvetica"/>
-          <w:sz w:val="22"/>
-          <w:szCs w:val="22"/>
+          <w:sz w:val="20"/>
+          <w:szCs w:val="20"/>
         </w:rPr>
         <w:t xml:space="preserve"> HL7 v2/v3, CDA, X12, FHIR, IHE Profiles</w:t>
       </w:r>
       <w:r>
         <w:rPr>
           <w:rFonts w:ascii="Helvetica" w:hAnsi="Helvetica"/>
-          <w:sz w:val="22"/>
-          <w:szCs w:val="22"/>
+          <w:sz w:val="20"/>
+          <w:szCs w:val="20"/>
         </w:rPr>
         <w:br/>
       </w:r>
@@ -1354,24 +1355,24 @@
           <w:rFonts w:ascii="Helvetica" w:hAnsi="Helvetica"/>
           <w:b/>
           <w:bCs/>
-          <w:sz w:val="22"/>
-          <w:szCs w:val="22"/>
+          <w:sz w:val="20"/>
+          <w:szCs w:val="20"/>
         </w:rPr>
         <w:t>APIs &amp; Protocols:</w:t>
       </w:r>
       <w:r>
         <w:rPr>
           <w:rFonts w:ascii="Helvetica" w:hAnsi="Helvetica"/>
-          <w:sz w:val="22"/>
-          <w:szCs w:val="22"/>
+          <w:sz w:val="20"/>
+          <w:szCs w:val="20"/>
         </w:rPr>
         <w:t xml:space="preserve"> SOAP, REST, XML</w:t>
       </w:r>
       <w:r>
         <w:rPr>
           <w:rFonts w:ascii="Helvetica" w:hAnsi="Helvetica"/>
-          <w:sz w:val="22"/>
-          <w:szCs w:val="22"/>
+          <w:sz w:val="20"/>
+          <w:szCs w:val="20"/>
         </w:rPr>
         <w:br/>
       </w:r>
@@ -1380,16 +1381,16 @@
           <w:rFonts w:ascii="Helvetica" w:hAnsi="Helvetica"/>
           <w:b/>
           <w:bCs/>
-          <w:sz w:val="22"/>
-          <w:szCs w:val="22"/>
+          <w:sz w:val="20"/>
+          <w:szCs w:val="20"/>
         </w:rPr>
         <w:t>Systems:</w:t>
       </w:r>
       <w:r>
         <w:rPr>
           <w:rFonts w:ascii="Helvetica" w:hAnsi="Helvetica"/>
-          <w:sz w:val="22"/>
-          <w:szCs w:val="22"/>
+          <w:sz w:val="20"/>
+          <w:szCs w:val="20"/>
         </w:rPr>
         <w:t xml:space="preserve"> Unix/Linux, Windows Server, Office 365, Azure</w:t>
       </w:r>
@@ -1416,12 +1417,9 @@
 </file>
 
 <file path=word/endnotes.xml><?xml version="1.0" encoding="utf-8"?>
-<w:endnotes xmlns:wpc="http://schemas.microsoft.com/office/word/2010/wordprocessingCanvas" xmlns:cx="http://schemas.microsoft.com/office/drawing/2014/chartex" xmlns:cx1="http://schemas.microsoft.com/office/drawing/2015/9/8/chartex" xmlns:cx2="http://schemas.microsoft.com/office/drawing/2015/10/21/chartex" xmlns:cx3="http://schemas.microsoft.com/office/drawing/2016/5/9/chartex" xmlns:cx4="http://schemas.microsoft.com/office/drawing/2016/5/10/chartex" xmlns:cx5="http://schemas.microsoft.com/office/drawing/2016/5/11/chartex" xmlns:cx6="http://schemas.microsoft.com/office/drawing/2016/5/12/chartex" xmlns:cx7="http://schemas.microsoft.com/office/drawing/2016/5/13/chartex" xmlns:cx8="http://schemas.microsoft.com/office/drawing/2016/5/14/chartex" xmlns:mc="http://schemas.openxmlformats.org/markup-compatibility/2006" xmlns:aink="http://schemas.microsoft.com/office/drawing/2016/ink" xmlns:am3d="http://schemas.microsoft.com/office/drawing/2017/model3d" xmlns:o="urn:schemas-microsoft-com:office:office" xmlns:oel="http://schemas.microsoft.com/office/2019/extlst" xmlns:r="http://schemas.openxmlformats.org/officeDocument/2006/relationships" xmlns:m="http://schemas.openxmlformats.org/officeDocument/2006/math" xmlns:v="urn:schemas-microsoft-com:vml" xmlns:wp14="http://schemas.microsoft.com/office/word/2010/wordprocessingDrawing" xmlns:wp="http://schemas.openxmlformats.org/drawingml/2006/wordprocessingDrawing" xmlns:w10="urn:schemas-microsoft-com:office:word" xmlns:w="http://schemas.openxmlformats.org/wordprocessingml/2006/main" xmlns:w14="http://schemas.microsoft.com/office/word/2010/wordml" xmlns:w15="http://schemas.microsoft.com/office/word/2012/wordml" xmlns:w16cex="http://schemas.microsoft.com/office/word/2018/wordml/cex" xmlns:w16cid="http://schemas.microsoft.com/office/word/2016/wordml/cid" xmlns:w16="http://schemas.microsoft.com/office/word/2018/wordml" xmlns:w16du="http://schemas.microsoft.com/office/word/2023/wordml/word16du" xmlns:w16sdtdh="http://schemas.microsoft.com/office/word/2020/wordml/sdtdatahash" xmlns:w16sdtfl="http://schemas.microsoft.com/office/word/2024/wordml/sdtformatlock" xmlns:w16se="http://schemas.microsoft.com/office/word/2015/wordml/symex" xmlns:wpg="http://schemas.microsoft.com/office/word/2010/wordprocessingGroup" xmlns:wpi="http://schemas.microsoft.com/office/word/2010/wordprocessingInk" xmlns:wne="http://schemas.microsoft.com/office/word/2006/wordml" xmlns:wps="http://schemas.microsoft.com/office/word/2010/wordprocessingShape" mc:Ignorable="w14 w15 w16se w16cid w16 w16cex w16sdtdh w16sdtfl w16du wp14">
+<w:endnotes xmlns:wpc="http://schemas.microsoft.com/office/word/2010/wordprocessingCanvas" xmlns:cx="http://schemas.microsoft.com/office/drawing/2014/chartex" xmlns:cx1="http://schemas.microsoft.com/office/drawing/2015/9/8/chartex" xmlns:cx2="http://schemas.microsoft.com/office/drawing/2015/10/21/chartex" xmlns:cx3="http://schemas.microsoft.com/office/drawing/2016/5/9/chartex" xmlns:cx4="http://schemas.microsoft.com/office/drawing/2016/5/10/chartex" xmlns:cx5="http://schemas.microsoft.com/office/drawing/2016/5/11/chartex" xmlns:cx6="http://schemas.microsoft.com/office/drawing/2016/5/12/chartex" xmlns:cx7="http://schemas.microsoft.com/office/drawing/2016/5/13/chartex" xmlns:cx8="http://schemas.microsoft.com/office/drawing/2016/5/14/chartex" xmlns:mc="http://schemas.openxmlformats.org/markup-compatibility/2006" xmlns:m="http://schemas.openxmlformats.org/officeDocument/2006/math" xmlns:aink="http://schemas.microsoft.com/office/drawing/2016/ink" xmlns:am3d="http://schemas.microsoft.com/office/drawing/2017/model3d" xmlns:oel="http://schemas.microsoft.com/office/2019/extlst" xmlns:r="http://schemas.openxmlformats.org/officeDocument/2006/relationships" xmlns:wp14="http://schemas.microsoft.com/office/word/2010/wordprocessingDrawing" xmlns:wp="http://schemas.openxmlformats.org/drawingml/2006/wordprocessingDrawing" xmlns:wpg="http://schemas.microsoft.com/office/word/2010/wordprocessingGroup" xmlns:wpi="http://schemas.microsoft.com/office/word/2010/wordprocessingInk" xmlns:wps="http://schemas.microsoft.com/office/word/2010/wordprocessingShape" xmlns:o="urn:schemas-microsoft-com:office:office" xmlns:v="urn:schemas-microsoft-com:vml" xmlns:w10="urn:schemas-microsoft-com:office:word" xmlns:w="http://schemas.openxmlformats.org/wordprocessingml/2006/main" xmlns:w14="http://schemas.microsoft.com/office/word/2010/wordml" xmlns:w15="http://schemas.microsoft.com/office/word/2012/wordml" xmlns:w16cex="http://schemas.microsoft.com/office/word/2018/wordml/cex" xmlns:w16cid="http://schemas.microsoft.com/office/word/2016/wordml/cid" xmlns:w16="http://schemas.microsoft.com/office/word/2018/wordml" xmlns:w16sdtdh="http://schemas.microsoft.com/office/word/2020/wordml/sdtdatahash" xmlns:w16sdtfl="http://schemas.microsoft.com/office/word/2024/wordml/sdtformatlock" xmlns:w16se="http://schemas.microsoft.com/office/word/2015/wordml/symex" xmlns:w16du="http://schemas.microsoft.com/office/word/2023/wordml/word16du" xmlns:wne="http://schemas.microsoft.com/office/word/2006/wordml" mc:Ignorable="w14 w15 w16se w16cid w16 w16cex w16sdtdh w16sdtfl w16du wp14">
   <w:endnote w:type="separator" w:id="-1">
     <w:p>
-      <w:pPr>
-        <w:spacing w:after="0"/>
-      </w:pPr>
       <w:r>
         <w:separator/>
       </w:r>
@@ -1429,9 +1427,6 @@
   </w:endnote>
   <w:endnote w:type="continuationSeparator" w:id="0">
     <w:p>
-      <w:pPr>
-        <w:spacing w:after="0"/>
-      </w:pPr>
       <w:r>
         <w:continuationSeparator/>
       </w:r>
@@ -1441,7 +1436,7 @@
 </file>
 
 <file path=word/footer1.xml><?xml version="1.0" encoding="utf-8"?>
-<w:ftr xmlns:wpc="http://schemas.microsoft.com/office/word/2010/wordprocessingCanvas" xmlns:cx="http://schemas.microsoft.com/office/drawing/2014/chartex" xmlns:cx1="http://schemas.microsoft.com/office/drawing/2015/9/8/chartex" xmlns:cx2="http://schemas.microsoft.com/office/drawing/2015/10/21/chartex" xmlns:cx3="http://schemas.microsoft.com/office/drawing/2016/5/9/chartex" xmlns:cx4="http://schemas.microsoft.com/office/drawing/2016/5/10/chartex" xmlns:cx5="http://schemas.microsoft.com/office/drawing/2016/5/11/chartex" xmlns:cx6="http://schemas.microsoft.com/office/drawing/2016/5/12/chartex" xmlns:cx7="http://schemas.microsoft.com/office/drawing/2016/5/13/chartex" xmlns:cx8="http://schemas.microsoft.com/office/drawing/2016/5/14/chartex" xmlns:mc="http://schemas.openxmlformats.org/markup-compatibility/2006" xmlns:aink="http://schemas.microsoft.com/office/drawing/2016/ink" xmlns:am3d="http://schemas.microsoft.com/office/drawing/2017/model3d" xmlns:o="urn:schemas-microsoft-com:office:office" xmlns:oel="http://schemas.microsoft.com/office/2019/extlst" xmlns:r="http://schemas.openxmlformats.org/officeDocument/2006/relationships" xmlns:m="http://schemas.openxmlformats.org/officeDocument/2006/math" xmlns:v="urn:schemas-microsoft-com:vml" xmlns:wp14="http://schemas.microsoft.com/office/word/2010/wordprocessingDrawing" xmlns:wp="http://schemas.openxmlformats.org/drawingml/2006/wordprocessingDrawing" xmlns:w10="urn:schemas-microsoft-com:office:word" xmlns:w="http://schemas.openxmlformats.org/wordprocessingml/2006/main" xmlns:w14="http://schemas.microsoft.com/office/word/2010/wordml" xmlns:w15="http://schemas.microsoft.com/office/word/2012/wordml" xmlns:w16cex="http://schemas.microsoft.com/office/word/2018/wordml/cex" xmlns:w16cid="http://schemas.microsoft.com/office/word/2016/wordml/cid" xmlns:w16="http://schemas.microsoft.com/office/word/2018/wordml" xmlns:w16du="http://schemas.microsoft.com/office/word/2023/wordml/word16du" xmlns:w16sdtdh="http://schemas.microsoft.com/office/word/2020/wordml/sdtdatahash" xmlns:w16sdtfl="http://schemas.microsoft.com/office/word/2024/wordml/sdtformatlock" xmlns:w16se="http://schemas.microsoft.com/office/word/2015/wordml/symex" xmlns:wpg="http://schemas.microsoft.com/office/word/2010/wordprocessingGroup" xmlns:wpi="http://schemas.microsoft.com/office/word/2010/wordprocessingInk" xmlns:wne="http://schemas.microsoft.com/office/word/2006/wordml" xmlns:wps="http://schemas.microsoft.com/office/word/2010/wordprocessingShape" mc:Ignorable="w14 w15 w16se w16cid w16 w16cex w16sdtdh w16sdtfl w16du wp14">
+<w:ftr xmlns:wpc="http://schemas.microsoft.com/office/word/2010/wordprocessingCanvas" xmlns:cx="http://schemas.microsoft.com/office/drawing/2014/chartex" xmlns:cx1="http://schemas.microsoft.com/office/drawing/2015/9/8/chartex" xmlns:cx2="http://schemas.microsoft.com/office/drawing/2015/10/21/chartex" xmlns:cx3="http://schemas.microsoft.com/office/drawing/2016/5/9/chartex" xmlns:cx4="http://schemas.microsoft.com/office/drawing/2016/5/10/chartex" xmlns:cx5="http://schemas.microsoft.com/office/drawing/2016/5/11/chartex" xmlns:cx6="http://schemas.microsoft.com/office/drawing/2016/5/12/chartex" xmlns:cx7="http://schemas.microsoft.com/office/drawing/2016/5/13/chartex" xmlns:cx8="http://schemas.microsoft.com/office/drawing/2016/5/14/chartex" xmlns:mc="http://schemas.openxmlformats.org/markup-compatibility/2006" xmlns:m="http://schemas.openxmlformats.org/officeDocument/2006/math" xmlns:aink="http://schemas.microsoft.com/office/drawing/2016/ink" xmlns:am3d="http://schemas.microsoft.com/office/drawing/2017/model3d" xmlns:oel="http://schemas.microsoft.com/office/2019/extlst" xmlns:r="http://schemas.openxmlformats.org/officeDocument/2006/relationships" xmlns:wp14="http://schemas.microsoft.com/office/word/2010/wordprocessingDrawing" xmlns:wp="http://schemas.openxmlformats.org/drawingml/2006/wordprocessingDrawing" xmlns:wpg="http://schemas.microsoft.com/office/word/2010/wordprocessingGroup" xmlns:wpi="http://schemas.microsoft.com/office/word/2010/wordprocessingInk" xmlns:wps="http://schemas.microsoft.com/office/word/2010/wordprocessingShape" xmlns:o="urn:schemas-microsoft-com:office:office" xmlns:v="urn:schemas-microsoft-com:vml" xmlns:w10="urn:schemas-microsoft-com:office:word" xmlns:w="http://schemas.openxmlformats.org/wordprocessingml/2006/main" xmlns:w14="http://schemas.microsoft.com/office/word/2010/wordml" xmlns:w15="http://schemas.microsoft.com/office/word/2012/wordml" xmlns:w16cex="http://schemas.microsoft.com/office/word/2018/wordml/cex" xmlns:w16cid="http://schemas.microsoft.com/office/word/2016/wordml/cid" xmlns:w16="http://schemas.microsoft.com/office/word/2018/wordml" xmlns:w16sdtdh="http://schemas.microsoft.com/office/word/2020/wordml/sdtdatahash" xmlns:w16sdtfl="http://schemas.microsoft.com/office/word/2024/wordml/sdtformatlock" xmlns:w16se="http://schemas.microsoft.com/office/word/2015/wordml/symex" xmlns:w16du="http://schemas.microsoft.com/office/word/2023/wordml/word16du" xmlns:wne="http://schemas.microsoft.com/office/word/2006/wordml" mc:Ignorable="w14 w15 w16se w16cid w16 w16cex w16sdtdh w16sdtfl w16du wp14">
   <w:p>
     <w:pPr>
       <w:pStyle w:val="Footer"/>
@@ -1451,7 +1446,7 @@
 </file>
 
 <file path=word/footer2.xml><?xml version="1.0" encoding="utf-8"?>
-<w:ftr xmlns:wpc="http://schemas.microsoft.com/office/word/2010/wordprocessingCanvas" xmlns:cx="http://schemas.microsoft.com/office/drawing/2014/chartex" xmlns:cx1="http://schemas.microsoft.com/office/drawing/2015/9/8/chartex" xmlns:cx2="http://schemas.microsoft.com/office/drawing/2015/10/21/chartex" xmlns:cx3="http://schemas.microsoft.com/office/drawing/2016/5/9/chartex" xmlns:cx4="http://schemas.microsoft.com/office/drawing/2016/5/10/chartex" xmlns:cx5="http://schemas.microsoft.com/office/drawing/2016/5/11/chartex" xmlns:cx6="http://schemas.microsoft.com/office/drawing/2016/5/12/chartex" xmlns:cx7="http://schemas.microsoft.com/office/drawing/2016/5/13/chartex" xmlns:cx8="http://schemas.microsoft.com/office/drawing/2016/5/14/chartex" xmlns:mc="http://schemas.openxmlformats.org/markup-compatibility/2006" xmlns:aink="http://schemas.microsoft.com/office/drawing/2016/ink" xmlns:am3d="http://schemas.microsoft.com/office/drawing/2017/model3d" xmlns:o="urn:schemas-microsoft-com:office:office" xmlns:oel="http://schemas.microsoft.com/office/2019/extlst" xmlns:r="http://schemas.openxmlformats.org/officeDocument/2006/relationships" xmlns:m="http://schemas.openxmlformats.org/officeDocument/2006/math" xmlns:v="urn:schemas-microsoft-com:vml" xmlns:wp14="http://schemas.microsoft.com/office/word/2010/wordprocessingDrawing" xmlns:wp="http://schemas.openxmlformats.org/drawingml/2006/wordprocessingDrawing" xmlns:w10="urn:schemas-microsoft-com:office:word" xmlns:w="http://schemas.openxmlformats.org/wordprocessingml/2006/main" xmlns:w14="http://schemas.microsoft.com/office/word/2010/wordml" xmlns:w15="http://schemas.microsoft.com/office/word/2012/wordml" xmlns:w16cex="http://schemas.microsoft.com/office/word/2018/wordml/cex" xmlns:w16cid="http://schemas.microsoft.com/office/word/2016/wordml/cid" xmlns:w16="http://schemas.microsoft.com/office/word/2018/wordml" xmlns:w16du="http://schemas.microsoft.com/office/word/2023/wordml/word16du" xmlns:w16sdtdh="http://schemas.microsoft.com/office/word/2020/wordml/sdtdatahash" xmlns:w16sdtfl="http://schemas.microsoft.com/office/word/2024/wordml/sdtformatlock" xmlns:w16se="http://schemas.microsoft.com/office/word/2015/wordml/symex" xmlns:wpg="http://schemas.microsoft.com/office/word/2010/wordprocessingGroup" xmlns:wpi="http://schemas.microsoft.com/office/word/2010/wordprocessingInk" xmlns:wne="http://schemas.microsoft.com/office/word/2006/wordml" xmlns:wps="http://schemas.microsoft.com/office/word/2010/wordprocessingShape" mc:Ignorable="w14 w15 w16se w16cid w16 w16cex w16sdtdh w16sdtfl w16du wp14">
+<w:ftr xmlns:wpc="http://schemas.microsoft.com/office/word/2010/wordprocessingCanvas" xmlns:cx="http://schemas.microsoft.com/office/drawing/2014/chartex" xmlns:cx1="http://schemas.microsoft.com/office/drawing/2015/9/8/chartex" xmlns:cx2="http://schemas.microsoft.com/office/drawing/2015/10/21/chartex" xmlns:cx3="http://schemas.microsoft.com/office/drawing/2016/5/9/chartex" xmlns:cx4="http://schemas.microsoft.com/office/drawing/2016/5/10/chartex" xmlns:cx5="http://schemas.microsoft.com/office/drawing/2016/5/11/chartex" xmlns:cx6="http://schemas.microsoft.com/office/drawing/2016/5/12/chartex" xmlns:cx7="http://schemas.microsoft.com/office/drawing/2016/5/13/chartex" xmlns:cx8="http://schemas.microsoft.com/office/drawing/2016/5/14/chartex" xmlns:mc="http://schemas.openxmlformats.org/markup-compatibility/2006" xmlns:m="http://schemas.openxmlformats.org/officeDocument/2006/math" xmlns:aink="http://schemas.microsoft.com/office/drawing/2016/ink" xmlns:am3d="http://schemas.microsoft.com/office/drawing/2017/model3d" xmlns:oel="http://schemas.microsoft.com/office/2019/extlst" xmlns:r="http://schemas.openxmlformats.org/officeDocument/2006/relationships" xmlns:wp14="http://schemas.microsoft.com/office/word/2010/wordprocessingDrawing" xmlns:wp="http://schemas.openxmlformats.org/drawingml/2006/wordprocessingDrawing" xmlns:wpg="http://schemas.microsoft.com/office/word/2010/wordprocessingGroup" xmlns:wpi="http://schemas.microsoft.com/office/word/2010/wordprocessingInk" xmlns:wps="http://schemas.microsoft.com/office/word/2010/wordprocessingShape" xmlns:o="urn:schemas-microsoft-com:office:office" xmlns:v="urn:schemas-microsoft-com:vml" xmlns:w10="urn:schemas-microsoft-com:office:word" xmlns:w="http://schemas.openxmlformats.org/wordprocessingml/2006/main" xmlns:w14="http://schemas.microsoft.com/office/word/2010/wordml" xmlns:w15="http://schemas.microsoft.com/office/word/2012/wordml" xmlns:w16cex="http://schemas.microsoft.com/office/word/2018/wordml/cex" xmlns:w16cid="http://schemas.microsoft.com/office/word/2016/wordml/cid" xmlns:w16="http://schemas.microsoft.com/office/word/2018/wordml" xmlns:w16sdtdh="http://schemas.microsoft.com/office/word/2020/wordml/sdtdatahash" xmlns:w16sdtfl="http://schemas.microsoft.com/office/word/2024/wordml/sdtformatlock" xmlns:w16se="http://schemas.microsoft.com/office/word/2015/wordml/symex" xmlns:w16du="http://schemas.microsoft.com/office/word/2023/wordml/word16du" xmlns:wne="http://schemas.microsoft.com/office/word/2006/wordml" mc:Ignorable="w14 w15 w16se w16cid w16 w16cex w16sdtdh w16sdtfl w16du wp14">
   <w:p>
     <w:pPr>
       <w:pStyle w:val="Header"/>
@@ -1481,7 +1476,7 @@
 </file>
 
 <file path=word/footer3.xml><?xml version="1.0" encoding="utf-8"?>
-<w:ftr xmlns:wpc="http://schemas.microsoft.com/office/word/2010/wordprocessingCanvas" xmlns:cx="http://schemas.microsoft.com/office/drawing/2014/chartex" xmlns:cx1="http://schemas.microsoft.com/office/drawing/2015/9/8/chartex" xmlns:cx2="http://schemas.microsoft.com/office/drawing/2015/10/21/chartex" xmlns:cx3="http://schemas.microsoft.com/office/drawing/2016/5/9/chartex" xmlns:cx4="http://schemas.microsoft.com/office/drawing/2016/5/10/chartex" xmlns:cx5="http://schemas.microsoft.com/office/drawing/2016/5/11/chartex" xmlns:cx6="http://schemas.microsoft.com/office/drawing/2016/5/12/chartex" xmlns:cx7="http://schemas.microsoft.com/office/drawing/2016/5/13/chartex" xmlns:cx8="http://schemas.microsoft.com/office/drawing/2016/5/14/chartex" xmlns:mc="http://schemas.openxmlformats.org/markup-compatibility/2006" xmlns:aink="http://schemas.microsoft.com/office/drawing/2016/ink" xmlns:am3d="http://schemas.microsoft.com/office/drawing/2017/model3d" xmlns:o="urn:schemas-microsoft-com:office:office" xmlns:oel="http://schemas.microsoft.com/office/2019/extlst" xmlns:r="http://schemas.openxmlformats.org/officeDocument/2006/relationships" xmlns:m="http://schemas.openxmlformats.org/officeDocument/2006/math" xmlns:v="urn:schemas-microsoft-com:vml" xmlns:wp14="http://schemas.microsoft.com/office/word/2010/wordprocessingDrawing" xmlns:wp="http://schemas.openxmlformats.org/drawingml/2006/wordprocessingDrawing" xmlns:w10="urn:schemas-microsoft-com:office:word" xmlns:w="http://schemas.openxmlformats.org/wordprocessingml/2006/main" xmlns:w14="http://schemas.microsoft.com/office/word/2010/wordml" xmlns:w15="http://schemas.microsoft.com/office/word/2012/wordml" xmlns:w16cex="http://schemas.microsoft.com/office/word/2018/wordml/cex" xmlns:w16cid="http://schemas.microsoft.com/office/word/2016/wordml/cid" xmlns:w16="http://schemas.microsoft.com/office/word/2018/wordml" xmlns:w16du="http://schemas.microsoft.com/office/word/2023/wordml/word16du" xmlns:w16sdtdh="http://schemas.microsoft.com/office/word/2020/wordml/sdtdatahash" xmlns:w16sdtfl="http://schemas.microsoft.com/office/word/2024/wordml/sdtformatlock" xmlns:w16se="http://schemas.microsoft.com/office/word/2015/wordml/symex" xmlns:wpg="http://schemas.microsoft.com/office/word/2010/wordprocessingGroup" xmlns:wpi="http://schemas.microsoft.com/office/word/2010/wordprocessingInk" xmlns:wne="http://schemas.microsoft.com/office/word/2006/wordml" xmlns:wps="http://schemas.microsoft.com/office/word/2010/wordprocessingShape" mc:Ignorable="w14 w15 w16se w16cid w16 w16cex w16sdtdh w16sdtfl w16du wp14">
+<w:ftr xmlns:wpc="http://schemas.microsoft.com/office/word/2010/wordprocessingCanvas" xmlns:cx="http://schemas.microsoft.com/office/drawing/2014/chartex" xmlns:cx1="http://schemas.microsoft.com/office/drawing/2015/9/8/chartex" xmlns:cx2="http://schemas.microsoft.com/office/drawing/2015/10/21/chartex" xmlns:cx3="http://schemas.microsoft.com/office/drawing/2016/5/9/chartex" xmlns:cx4="http://schemas.microsoft.com/office/drawing/2016/5/10/chartex" xmlns:cx5="http://schemas.microsoft.com/office/drawing/2016/5/11/chartex" xmlns:cx6="http://schemas.microsoft.com/office/drawing/2016/5/12/chartex" xmlns:cx7="http://schemas.microsoft.com/office/drawing/2016/5/13/chartex" xmlns:cx8="http://schemas.microsoft.com/office/drawing/2016/5/14/chartex" xmlns:mc="http://schemas.openxmlformats.org/markup-compatibility/2006" xmlns:m="http://schemas.openxmlformats.org/officeDocument/2006/math" xmlns:aink="http://schemas.microsoft.com/office/drawing/2016/ink" xmlns:am3d="http://schemas.microsoft.com/office/drawing/2017/model3d" xmlns:oel="http://schemas.microsoft.com/office/2019/extlst" xmlns:r="http://schemas.openxmlformats.org/officeDocument/2006/relationships" xmlns:wp14="http://schemas.microsoft.com/office/word/2010/wordprocessingDrawing" xmlns:wp="http://schemas.openxmlformats.org/drawingml/2006/wordprocessingDrawing" xmlns:wpg="http://schemas.microsoft.com/office/word/2010/wordprocessingGroup" xmlns:wpi="http://schemas.microsoft.com/office/word/2010/wordprocessingInk" xmlns:wps="http://schemas.microsoft.com/office/word/2010/wordprocessingShape" xmlns:o="urn:schemas-microsoft-com:office:office" xmlns:v="urn:schemas-microsoft-com:vml" xmlns:w10="urn:schemas-microsoft-com:office:word" xmlns:w="http://schemas.openxmlformats.org/wordprocessingml/2006/main" xmlns:w14="http://schemas.microsoft.com/office/word/2010/wordml" xmlns:w15="http://schemas.microsoft.com/office/word/2012/wordml" xmlns:w16cex="http://schemas.microsoft.com/office/word/2018/wordml/cex" xmlns:w16cid="http://schemas.microsoft.com/office/word/2016/wordml/cid" xmlns:w16="http://schemas.microsoft.com/office/word/2018/wordml" xmlns:w16sdtdh="http://schemas.microsoft.com/office/word/2020/wordml/sdtdatahash" xmlns:w16sdtfl="http://schemas.microsoft.com/office/word/2024/wordml/sdtformatlock" xmlns:w16se="http://schemas.microsoft.com/office/word/2015/wordml/symex" xmlns:w16du="http://schemas.microsoft.com/office/word/2023/wordml/word16du" xmlns:wne="http://schemas.microsoft.com/office/word/2006/wordml" mc:Ignorable="w14 w15 w16se w16cid w16 w16cex w16sdtdh w16sdtfl w16du wp14">
   <w:p>
     <w:pPr>
       <w:pStyle w:val="Footer"/>
@@ -1491,12 +1486,9 @@
 </file>
 
 <file path=word/footnotes.xml><?xml version="1.0" encoding="utf-8"?>
-<w:footnotes xmlns:wpc="http://schemas.microsoft.com/office/word/2010/wordprocessingCanvas" xmlns:cx="http://schemas.microsoft.com/office/drawing/2014/chartex" xmlns:cx1="http://schemas.microsoft.com/office/drawing/2015/9/8/chartex" xmlns:cx2="http://schemas.microsoft.com/office/drawing/2015/10/21/chartex" xmlns:cx3="http://schemas.microsoft.com/office/drawing/2016/5/9/chartex" xmlns:cx4="http://schemas.microsoft.com/office/drawing/2016/5/10/chartex" xmlns:cx5="http://schemas.microsoft.com/office/drawing/2016/5/11/chartex" xmlns:cx6="http://schemas.microsoft.com/office/drawing/2016/5/12/chartex" xmlns:cx7="http://schemas.microsoft.com/office/drawing/2016/5/13/chartex" xmlns:cx8="http://schemas.microsoft.com/office/drawing/2016/5/14/chartex" xmlns:mc="http://schemas.openxmlformats.org/markup-compatibility/2006" xmlns:aink="http://schemas.microsoft.com/office/drawing/2016/ink" xmlns:am3d="http://schemas.microsoft.com/office/drawing/2017/model3d" xmlns:o="urn:schemas-microsoft-com:office:office" xmlns:oel="http://schemas.microsoft.com/office/2019/extlst" xmlns:r="http://schemas.openxmlformats.org/officeDocument/2006/relationships" xmlns:m="http://schemas.openxmlformats.org/officeDocument/2006/math" xmlns:v="urn:schemas-microsoft-com:vml" xmlns:wp14="http://schemas.microsoft.com/office/word/2010/wordprocessingDrawing" xmlns:wp="http://schemas.openxmlformats.org/drawingml/2006/wordprocessingDrawing" xmlns:w10="urn:schemas-microsoft-com:office:word" xmlns:w="http://schemas.openxmlformats.org/wordprocessingml/2006/main" xmlns:w14="http://schemas.microsoft.com/office/word/2010/wordml" xmlns:w15="http://schemas.microsoft.com/office/word/2012/wordml" xmlns:w16cex="http://schemas.microsoft.com/office/word/2018/wordml/cex" xmlns:w16cid="http://schemas.microsoft.com/office/word/2016/wordml/cid" xmlns:w16="http://schemas.microsoft.com/office/word/2018/wordml" xmlns:w16du="http://schemas.microsoft.com/office/word/2023/wordml/word16du" xmlns:w16sdtdh="http://schemas.microsoft.com/office/word/2020/wordml/sdtdatahash" xmlns:w16sdtfl="http://schemas.microsoft.com/office/word/2024/wordml/sdtformatlock" xmlns:w16se="http://schemas.microsoft.com/office/word/2015/wordml/symex" xmlns:wpg="http://schemas.microsoft.com/office/word/2010/wordprocessingGroup" xmlns:wpi="http://schemas.microsoft.com/office/word/2010/wordprocessingInk" xmlns:wne="http://schemas.microsoft.com/office/word/2006/wordml" xmlns:wps="http://schemas.microsoft.com/office/word/2010/wordprocessingShape" mc:Ignorable="w14 w15 w16se w16cid w16 w16cex w16sdtdh w16sdtfl w16du wp14">
+<w:footnotes xmlns:wpc="http://schemas.microsoft.com/office/word/2010/wordprocessingCanvas" xmlns:cx="http://schemas.microsoft.com/office/drawing/2014/chartex" xmlns:cx1="http://schemas.microsoft.com/office/drawing/2015/9/8/chartex" xmlns:cx2="http://schemas.microsoft.com/office/drawing/2015/10/21/chartex" xmlns:cx3="http://schemas.microsoft.com/office/drawing/2016/5/9/chartex" xmlns:cx4="http://schemas.microsoft.com/office/drawing/2016/5/10/chartex" xmlns:cx5="http://schemas.microsoft.com/office/drawing/2016/5/11/chartex" xmlns:cx6="http://schemas.microsoft.com/office/drawing/2016/5/12/chartex" xmlns:cx7="http://schemas.microsoft.com/office/drawing/2016/5/13/chartex" xmlns:cx8="http://schemas.microsoft.com/office/drawing/2016/5/14/chartex" xmlns:mc="http://schemas.openxmlformats.org/markup-compatibility/2006" xmlns:m="http://schemas.openxmlformats.org/officeDocument/2006/math" xmlns:aink="http://schemas.microsoft.com/office/drawing/2016/ink" xmlns:am3d="http://schemas.microsoft.com/office/drawing/2017/model3d" xmlns:oel="http://schemas.microsoft.com/office/2019/extlst" xmlns:r="http://schemas.openxmlformats.org/officeDocument/2006/relationships" xmlns:wp14="http://schemas.microsoft.com/office/word/2010/wordprocessingDrawing" xmlns:wp="http://schemas.openxmlformats.org/drawingml/2006/wordprocessingDrawing" xmlns:wpg="http://schemas.microsoft.com/office/word/2010/wordprocessingGroup" xmlns:wpi="http://schemas.microsoft.com/office/word/2010/wordprocessingInk" xmlns:wps="http://schemas.microsoft.com/office/word/2010/wordprocessingShape" xmlns:o="urn:schemas-microsoft-com:office:office" xmlns:v="urn:schemas-microsoft-com:vml" xmlns:w10="urn:schemas-microsoft-com:office:word" xmlns:w="http://schemas.openxmlformats.org/wordprocessingml/2006/main" xmlns:w14="http://schemas.microsoft.com/office/word/2010/wordml" xmlns:w15="http://schemas.microsoft.com/office/word/2012/wordml" xmlns:w16cex="http://schemas.microsoft.com/office/word/2018/wordml/cex" xmlns:w16cid="http://schemas.microsoft.com/office/word/2016/wordml/cid" xmlns:w16="http://schemas.microsoft.com/office/word/2018/wordml" xmlns:w16sdtdh="http://schemas.microsoft.com/office/word/2020/wordml/sdtdatahash" xmlns:w16sdtfl="http://schemas.microsoft.com/office/word/2024/wordml/sdtformatlock" xmlns:w16se="http://schemas.microsoft.com/office/word/2015/wordml/symex" xmlns:w16du="http://schemas.microsoft.com/office/word/2023/wordml/word16du" xmlns:wne="http://schemas.microsoft.com/office/word/2006/wordml" mc:Ignorable="w14 w15 w16se w16cid w16 w16cex w16sdtdh w16sdtfl w16du wp14">
   <w:footnote w:type="separator" w:id="-1">
     <w:p>
-      <w:pPr>
-        <w:spacing w:after="0"/>
-      </w:pPr>
       <w:r>
         <w:separator/>
       </w:r>
@@ -1504,9 +1496,6 @@
   </w:footnote>
   <w:footnote w:type="continuationSeparator" w:id="0">
     <w:p>
-      <w:pPr>
-        <w:spacing w:after="0"/>
-      </w:pPr>
       <w:r>
         <w:continuationSeparator/>
       </w:r>
@@ -1516,7 +1505,7 @@
 </file>
 
 <file path=word/header1.xml><?xml version="1.0" encoding="utf-8"?>
-<w:hdr xmlns:wpc="http://schemas.microsoft.com/office/word/2010/wordprocessingCanvas" xmlns:cx="http://schemas.microsoft.com/office/drawing/2014/chartex" xmlns:cx1="http://schemas.microsoft.com/office/drawing/2015/9/8/chartex" xmlns:cx2="http://schemas.microsoft.com/office/drawing/2015/10/21/chartex" xmlns:cx3="http://schemas.microsoft.com/office/drawing/2016/5/9/chartex" xmlns:cx4="http://schemas.microsoft.com/office/drawing/2016/5/10/chartex" xmlns:cx5="http://schemas.microsoft.com/office/drawing/2016/5/11/chartex" xmlns:cx6="http://schemas.microsoft.com/office/drawing/2016/5/12/chartex" xmlns:cx7="http://schemas.microsoft.com/office/drawing/2016/5/13/chartex" xmlns:cx8="http://schemas.microsoft.com/office/drawing/2016/5/14/chartex" xmlns:mc="http://schemas.openxmlformats.org/markup-compatibility/2006" xmlns:aink="http://schemas.microsoft.com/office/drawing/2016/ink" xmlns:am3d="http://schemas.microsoft.com/office/drawing/2017/model3d" xmlns:o="urn:schemas-microsoft-com:office:office" xmlns:oel="http://schemas.microsoft.com/office/2019/extlst" xmlns:r="http://schemas.openxmlformats.org/officeDocument/2006/relationships" xmlns:m="http://schemas.openxmlformats.org/officeDocument/2006/math" xmlns:v="urn:schemas-microsoft-com:vml" xmlns:wp14="http://schemas.microsoft.com/office/word/2010/wordprocessingDrawing" xmlns:wp="http://schemas.openxmlformats.org/drawingml/2006/wordprocessingDrawing" xmlns:w10="urn:schemas-microsoft-com:office:word" xmlns:w="http://schemas.openxmlformats.org/wordprocessingml/2006/main" xmlns:w14="http://schemas.microsoft.com/office/word/2010/wordml" xmlns:w15="http://schemas.microsoft.com/office/word/2012/wordml" xmlns:w16cex="http://schemas.microsoft.com/office/word/2018/wordml/cex" xmlns:w16cid="http://schemas.microsoft.com/office/word/2016/wordml/cid" xmlns:w16="http://schemas.microsoft.com/office/word/2018/wordml" xmlns:w16du="http://schemas.microsoft.com/office/word/2023/wordml/word16du" xmlns:w16sdtdh="http://schemas.microsoft.com/office/word/2020/wordml/sdtdatahash" xmlns:w16sdtfl="http://schemas.microsoft.com/office/word/2024/wordml/sdtformatlock" xmlns:w16se="http://schemas.microsoft.com/office/word/2015/wordml/symex" xmlns:wpg="http://schemas.microsoft.com/office/word/2010/wordprocessingGroup" xmlns:wpi="http://schemas.microsoft.com/office/word/2010/wordprocessingInk" xmlns:wne="http://schemas.microsoft.com/office/word/2006/wordml" xmlns:wps="http://schemas.microsoft.com/office/word/2010/wordprocessingShape" mc:Ignorable="w14 w15 w16se w16cid w16 w16cex w16sdtdh w16sdtfl w16du wp14">
+<w:hdr xmlns:wpc="http://schemas.microsoft.com/office/word/2010/wordprocessingCanvas" xmlns:cx="http://schemas.microsoft.com/office/drawing/2014/chartex" xmlns:cx1="http://schemas.microsoft.com/office/drawing/2015/9/8/chartex" xmlns:cx2="http://schemas.microsoft.com/office/drawing/2015/10/21/chartex" xmlns:cx3="http://schemas.microsoft.com/office/drawing/2016/5/9/chartex" xmlns:cx4="http://schemas.microsoft.com/office/drawing/2016/5/10/chartex" xmlns:cx5="http://schemas.microsoft.com/office/drawing/2016/5/11/chartex" xmlns:cx6="http://schemas.microsoft.com/office/drawing/2016/5/12/chartex" xmlns:cx7="http://schemas.microsoft.com/office/drawing/2016/5/13/chartex" xmlns:cx8="http://schemas.microsoft.com/office/drawing/2016/5/14/chartex" xmlns:mc="http://schemas.openxmlformats.org/markup-compatibility/2006" xmlns:m="http://schemas.openxmlformats.org/officeDocument/2006/math" xmlns:aink="http://schemas.microsoft.com/office/drawing/2016/ink" xmlns:am3d="http://schemas.microsoft.com/office/drawing/2017/model3d" xmlns:oel="http://schemas.microsoft.com/office/2019/extlst" xmlns:r="http://schemas.openxmlformats.org/officeDocument/2006/relationships" xmlns:wp14="http://schemas.microsoft.com/office/word/2010/wordprocessingDrawing" xmlns:wp="http://schemas.openxmlformats.org/drawingml/2006/wordprocessingDrawing" xmlns:wpg="http://schemas.microsoft.com/office/word/2010/wordprocessingGroup" xmlns:wpi="http://schemas.microsoft.com/office/word/2010/wordprocessingInk" xmlns:wps="http://schemas.microsoft.com/office/word/2010/wordprocessingShape" xmlns:o="urn:schemas-microsoft-com:office:office" xmlns:v="urn:schemas-microsoft-com:vml" xmlns:w10="urn:schemas-microsoft-com:office:word" xmlns:w="http://schemas.openxmlformats.org/wordprocessingml/2006/main" xmlns:w14="http://schemas.microsoft.com/office/word/2010/wordml" xmlns:w15="http://schemas.microsoft.com/office/word/2012/wordml" xmlns:w16cex="http://schemas.microsoft.com/office/word/2018/wordml/cex" xmlns:w16cid="http://schemas.microsoft.com/office/word/2016/wordml/cid" xmlns:w16="http://schemas.microsoft.com/office/word/2018/wordml" xmlns:w16sdtdh="http://schemas.microsoft.com/office/word/2020/wordml/sdtdatahash" xmlns:w16sdtfl="http://schemas.microsoft.com/office/word/2024/wordml/sdtformatlock" xmlns:w16se="http://schemas.microsoft.com/office/word/2015/wordml/symex" xmlns:w16du="http://schemas.microsoft.com/office/word/2023/wordml/word16du" xmlns:wne="http://schemas.microsoft.com/office/word/2006/wordml" mc:Ignorable="w14 w15 w16se w16cid w16 w16cex w16sdtdh w16sdtfl w16du wp14">
   <w:p>
     <w:pPr>
       <w:pStyle w:val="Header"/>
@@ -1526,7 +1515,7 @@
 </file>
 
 <file path=word/header2.xml><?xml version="1.0" encoding="utf-8"?>
-<w:hdr xmlns:wpc="http://schemas.microsoft.com/office/word/2010/wordprocessingCanvas" xmlns:cx="http://schemas.microsoft.com/office/drawing/2014/chartex" xmlns:cx1="http://schemas.microsoft.com/office/drawing/2015/9/8/chartex" xmlns:cx2="http://schemas.microsoft.com/office/drawing/2015/10/21/chartex" xmlns:cx3="http://schemas.microsoft.com/office/drawing/2016/5/9/chartex" xmlns:cx4="http://schemas.microsoft.com/office/drawing/2016/5/10/chartex" xmlns:cx5="http://schemas.microsoft.com/office/drawing/2016/5/11/chartex" xmlns:cx6="http://schemas.microsoft.com/office/drawing/2016/5/12/chartex" xmlns:cx7="http://schemas.microsoft.com/office/drawing/2016/5/13/chartex" xmlns:cx8="http://schemas.microsoft.com/office/drawing/2016/5/14/chartex" xmlns:mc="http://schemas.openxmlformats.org/markup-compatibility/2006" xmlns:aink="http://schemas.microsoft.com/office/drawing/2016/ink" xmlns:am3d="http://schemas.microsoft.com/office/drawing/2017/model3d" xmlns:o="urn:schemas-microsoft-com:office:office" xmlns:oel="http://schemas.microsoft.com/office/2019/extlst" xmlns:r="http://schemas.openxmlformats.org/officeDocument/2006/relationships" xmlns:m="http://schemas.openxmlformats.org/officeDocument/2006/math" xmlns:v="urn:schemas-microsoft-com:vml" xmlns:wp14="http://schemas.microsoft.com/office/word/2010/wordprocessingDrawing" xmlns:wp="http://schemas.openxmlformats.org/drawingml/2006/wordprocessingDrawing" xmlns:w10="urn:schemas-microsoft-com:office:word" xmlns:w="http://schemas.openxmlformats.org/wordprocessingml/2006/main" xmlns:w14="http://schemas.microsoft.com/office/word/2010/wordml" xmlns:w15="http://schemas.microsoft.com/office/word/2012/wordml" xmlns:w16cex="http://schemas.microsoft.com/office/word/2018/wordml/cex" xmlns:w16cid="http://schemas.microsoft.com/office/word/2016/wordml/cid" xmlns:w16="http://schemas.microsoft.com/office/word/2018/wordml" xmlns:w16du="http://schemas.microsoft.com/office/word/2023/wordml/word16du" xmlns:w16sdtdh="http://schemas.microsoft.com/office/word/2020/wordml/sdtdatahash" xmlns:w16sdtfl="http://schemas.microsoft.com/office/word/2024/wordml/sdtformatlock" xmlns:w16se="http://schemas.microsoft.com/office/word/2015/wordml/symex" xmlns:wpg="http://schemas.microsoft.com/office/word/2010/wordprocessingGroup" xmlns:wpi="http://schemas.microsoft.com/office/word/2010/wordprocessingInk" xmlns:wne="http://schemas.microsoft.com/office/word/2006/wordml" xmlns:wps="http://schemas.microsoft.com/office/word/2010/wordprocessingShape" mc:Ignorable="w14 w15 w16se w16cid w16 w16cex w16sdtdh w16sdtfl w16du wp14">
+<w:hdr xmlns:wpc="http://schemas.microsoft.com/office/word/2010/wordprocessingCanvas" xmlns:cx="http://schemas.microsoft.com/office/drawing/2014/chartex" xmlns:cx1="http://schemas.microsoft.com/office/drawing/2015/9/8/chartex" xmlns:cx2="http://schemas.microsoft.com/office/drawing/2015/10/21/chartex" xmlns:cx3="http://schemas.microsoft.com/office/drawing/2016/5/9/chartex" xmlns:cx4="http://schemas.microsoft.com/office/drawing/2016/5/10/chartex" xmlns:cx5="http://schemas.microsoft.com/office/drawing/2016/5/11/chartex" xmlns:cx6="http://schemas.microsoft.com/office/drawing/2016/5/12/chartex" xmlns:cx7="http://schemas.microsoft.com/office/drawing/2016/5/13/chartex" xmlns:cx8="http://schemas.microsoft.com/office/drawing/2016/5/14/chartex" xmlns:mc="http://schemas.openxmlformats.org/markup-compatibility/2006" xmlns:m="http://schemas.openxmlformats.org/officeDocument/2006/math" xmlns:aink="http://schemas.microsoft.com/office/drawing/2016/ink" xmlns:am3d="http://schemas.microsoft.com/office/drawing/2017/model3d" xmlns:oel="http://schemas.microsoft.com/office/2019/extlst" xmlns:r="http://schemas.openxmlformats.org/officeDocument/2006/relationships" xmlns:wp14="http://schemas.microsoft.com/office/word/2010/wordprocessingDrawing" xmlns:wp="http://schemas.openxmlformats.org/drawingml/2006/wordprocessingDrawing" xmlns:wpg="http://schemas.microsoft.com/office/word/2010/wordprocessingGroup" xmlns:wpi="http://schemas.microsoft.com/office/word/2010/wordprocessingInk" xmlns:wps="http://schemas.microsoft.com/office/word/2010/wordprocessingShape" xmlns:o="urn:schemas-microsoft-com:office:office" xmlns:v="urn:schemas-microsoft-com:vml" xmlns:w10="urn:schemas-microsoft-com:office:word" xmlns:w="http://schemas.openxmlformats.org/wordprocessingml/2006/main" xmlns:w14="http://schemas.microsoft.com/office/word/2010/wordml" xmlns:w15="http://schemas.microsoft.com/office/word/2012/wordml" xmlns:w16cex="http://schemas.microsoft.com/office/word/2018/wordml/cex" xmlns:w16cid="http://schemas.microsoft.com/office/word/2016/wordml/cid" xmlns:w16="http://schemas.microsoft.com/office/word/2018/wordml" xmlns:w16sdtdh="http://schemas.microsoft.com/office/word/2020/wordml/sdtdatahash" xmlns:w16sdtfl="http://schemas.microsoft.com/office/word/2024/wordml/sdtformatlock" xmlns:w16se="http://schemas.microsoft.com/office/word/2015/wordml/symex" xmlns:w16du="http://schemas.microsoft.com/office/word/2023/wordml/word16du" xmlns:wne="http://schemas.microsoft.com/office/word/2006/wordml" mc:Ignorable="w14 w15 w16se w16cid w16 w16cex w16sdtdh w16sdtfl w16du wp14">
   <w:p>
     <w:pPr>
       <w:pStyle w:val="Header"/>
@@ -1551,7 +1540,7 @@
 </file>
 
 <file path=word/header3.xml><?xml version="1.0" encoding="utf-8"?>
-<w:hdr xmlns:wpc="http://schemas.microsoft.com/office/word/2010/wordprocessingCanvas" xmlns:cx="http://schemas.microsoft.com/office/drawing/2014/chartex" xmlns:cx1="http://schemas.microsoft.com/office/drawing/2015/9/8/chartex" xmlns:cx2="http://schemas.microsoft.com/office/drawing/2015/10/21/chartex" xmlns:cx3="http://schemas.microsoft.com/office/drawing/2016/5/9/chartex" xmlns:cx4="http://schemas.microsoft.com/office/drawing/2016/5/10/chartex" xmlns:cx5="http://schemas.microsoft.com/office/drawing/2016/5/11/chartex" xmlns:cx6="http://schemas.microsoft.com/office/drawing/2016/5/12/chartex" xmlns:cx7="http://schemas.microsoft.com/office/drawing/2016/5/13/chartex" xmlns:cx8="http://schemas.microsoft.com/office/drawing/2016/5/14/chartex" xmlns:mc="http://schemas.openxmlformats.org/markup-compatibility/2006" xmlns:aink="http://schemas.microsoft.com/office/drawing/2016/ink" xmlns:am3d="http://schemas.microsoft.com/office/drawing/2017/model3d" xmlns:o="urn:schemas-microsoft-com:office:office" xmlns:oel="http://schemas.microsoft.com/office/2019/extlst" xmlns:r="http://schemas.openxmlformats.org/officeDocument/2006/relationships" xmlns:m="http://schemas.openxmlformats.org/officeDocument/2006/math" xmlns:v="urn:schemas-microsoft-com:vml" xmlns:wp14="http://schemas.microsoft.com/office/word/2010/wordprocessingDrawing" xmlns:wp="http://schemas.openxmlformats.org/drawingml/2006/wordprocessingDrawing" xmlns:w10="urn:schemas-microsoft-com:office:word" xmlns:w="http://schemas.openxmlformats.org/wordprocessingml/2006/main" xmlns:w14="http://schemas.microsoft.com/office/word/2010/wordml" xmlns:w15="http://schemas.microsoft.com/office/word/2012/wordml" xmlns:w16cex="http://schemas.microsoft.com/office/word/2018/wordml/cex" xmlns:w16cid="http://schemas.microsoft.com/office/word/2016/wordml/cid" xmlns:w16="http://schemas.microsoft.com/office/word/2018/wordml" xmlns:w16du="http://schemas.microsoft.com/office/word/2023/wordml/word16du" xmlns:w16sdtdh="http://schemas.microsoft.com/office/word/2020/wordml/sdtdatahash" xmlns:w16sdtfl="http://schemas.microsoft.com/office/word/2024/wordml/sdtformatlock" xmlns:w16se="http://schemas.microsoft.com/office/word/2015/wordml/symex" xmlns:wpg="http://schemas.microsoft.com/office/word/2010/wordprocessingGroup" xmlns:wpi="http://schemas.microsoft.com/office/word/2010/wordprocessingInk" xmlns:wne="http://schemas.microsoft.com/office/word/2006/wordml" xmlns:wps="http://schemas.microsoft.com/office/word/2010/wordprocessingShape" mc:Ignorable="w14 w15 w16se w16cid w16 w16cex w16sdtdh w16sdtfl w16du wp14">
+<w:hdr xmlns:wpc="http://schemas.microsoft.com/office/word/2010/wordprocessingCanvas" xmlns:cx="http://schemas.microsoft.com/office/drawing/2014/chartex" xmlns:cx1="http://schemas.microsoft.com/office/drawing/2015/9/8/chartex" xmlns:cx2="http://schemas.microsoft.com/office/drawing/2015/10/21/chartex" xmlns:cx3="http://schemas.microsoft.com/office/drawing/2016/5/9/chartex" xmlns:cx4="http://schemas.microsoft.com/office/drawing/2016/5/10/chartex" xmlns:cx5="http://schemas.microsoft.com/office/drawing/2016/5/11/chartex" xmlns:cx6="http://schemas.microsoft.com/office/drawing/2016/5/12/chartex" xmlns:cx7="http://schemas.microsoft.com/office/drawing/2016/5/13/chartex" xmlns:cx8="http://schemas.microsoft.com/office/drawing/2016/5/14/chartex" xmlns:mc="http://schemas.openxmlformats.org/markup-compatibility/2006" xmlns:m="http://schemas.openxmlformats.org/officeDocument/2006/math" xmlns:aink="http://schemas.microsoft.com/office/drawing/2016/ink" xmlns:am3d="http://schemas.microsoft.com/office/drawing/2017/model3d" xmlns:oel="http://schemas.microsoft.com/office/2019/extlst" xmlns:r="http://schemas.openxmlformats.org/officeDocument/2006/relationships" xmlns:wp14="http://schemas.microsoft.com/office/word/2010/wordprocessingDrawing" xmlns:wp="http://schemas.openxmlformats.org/drawingml/2006/wordprocessingDrawing" xmlns:wpg="http://schemas.microsoft.com/office/word/2010/wordprocessingGroup" xmlns:wpi="http://schemas.microsoft.com/office/word/2010/wordprocessingInk" xmlns:wps="http://schemas.microsoft.com/office/word/2010/wordprocessingShape" xmlns:o="urn:schemas-microsoft-com:office:office" xmlns:v="urn:schemas-microsoft-com:vml" xmlns:w10="urn:schemas-microsoft-com:office:word" xmlns:w="http://schemas.openxmlformats.org/wordprocessingml/2006/main" xmlns:w14="http://schemas.microsoft.com/office/word/2010/wordml" xmlns:w15="http://schemas.microsoft.com/office/word/2012/wordml" xmlns:w16cex="http://schemas.microsoft.com/office/word/2018/wordml/cex" xmlns:w16cid="http://schemas.microsoft.com/office/word/2016/wordml/cid" xmlns:w16="http://schemas.microsoft.com/office/word/2018/wordml" xmlns:w16sdtdh="http://schemas.microsoft.com/office/word/2020/wordml/sdtdatahash" xmlns:w16sdtfl="http://schemas.microsoft.com/office/word/2024/wordml/sdtformatlock" xmlns:w16se="http://schemas.microsoft.com/office/word/2015/wordml/symex" xmlns:w16du="http://schemas.microsoft.com/office/word/2023/wordml/word16du" xmlns:wne="http://schemas.microsoft.com/office/word/2006/wordml" mc:Ignorable="w14 w15 w16se w16cid w16 w16cex w16sdtdh w16sdtfl w16du wp14">
   <w:p>
     <w:pPr>
       <w:pStyle w:val="Header"/>
@@ -1561,7 +1550,7 @@
 </file>
 
 <file path=word/numbering.xml><?xml version="1.0" encoding="utf-8"?>
-<w:numbering xmlns:wpc="http://schemas.microsoft.com/office/word/2010/wordprocessingCanvas" xmlns:cx="http://schemas.microsoft.com/office/drawing/2014/chartex" xmlns:cx1="http://schemas.microsoft.com/office/drawing/2015/9/8/chartex" xmlns:cx2="http://schemas.microsoft.com/office/drawing/2015/10/21/chartex" xmlns:cx3="http://schemas.microsoft.com/office/drawing/2016/5/9/chartex" xmlns:cx4="http://schemas.microsoft.com/office/drawing/2016/5/10/chartex" xmlns:cx5="http://schemas.microsoft.com/office/drawing/2016/5/11/chartex" xmlns:cx6="http://schemas.microsoft.com/office/drawing/2016/5/12/chartex" xmlns:cx7="http://schemas.microsoft.com/office/drawing/2016/5/13/chartex" xmlns:cx8="http://schemas.microsoft.com/office/drawing/2016/5/14/chartex" xmlns:mc="http://schemas.openxmlformats.org/markup-compatibility/2006" xmlns:aink="http://schemas.microsoft.com/office/drawing/2016/ink" xmlns:am3d="http://schemas.microsoft.com/office/drawing/2017/model3d" xmlns:o="urn:schemas-microsoft-com:office:office" xmlns:oel="http://schemas.microsoft.com/office/2019/extlst" xmlns:r="http://schemas.openxmlformats.org/officeDocument/2006/relationships" xmlns:m="http://schemas.openxmlformats.org/officeDocument/2006/math" xmlns:v="urn:schemas-microsoft-com:vml" xmlns:wp14="http://schemas.microsoft.com/office/word/2010/wordprocessingDrawing" xmlns:wp="http://schemas.openxmlformats.org/drawingml/2006/wordprocessingDrawing" xmlns:w10="urn:schemas-microsoft-com:office:word" xmlns:w="http://schemas.openxmlformats.org/wordprocessingml/2006/main" xmlns:w14="http://schemas.microsoft.com/office/word/2010/wordml" xmlns:w15="http://schemas.microsoft.com/office/word/2012/wordml" xmlns:w16cex="http://schemas.microsoft.com/office/word/2018/wordml/cex" xmlns:w16cid="http://schemas.microsoft.com/office/word/2016/wordml/cid" xmlns:w16="http://schemas.microsoft.com/office/word/2018/wordml" xmlns:w16du="http://schemas.microsoft.com/office/word/2023/wordml/word16du" xmlns:w16sdtdh="http://schemas.microsoft.com/office/word/2020/wordml/sdtdatahash" xmlns:w16sdtfl="http://schemas.microsoft.com/office/word/2024/wordml/sdtformatlock" xmlns:w16se="http://schemas.microsoft.com/office/word/2015/wordml/symex" xmlns:wpg="http://schemas.microsoft.com/office/word/2010/wordprocessingGroup" xmlns:wpi="http://schemas.microsoft.com/office/word/2010/wordprocessingInk" xmlns:wne="http://schemas.microsoft.com/office/word/2006/wordml" xmlns:wps="http://schemas.microsoft.com/office/word/2010/wordprocessingShape" mc:Ignorable="w14 w15 w16se w16cid w16 w16cex w16sdtdh w16sdtfl w16du wp14">
+<w:numbering xmlns:wpc="http://schemas.microsoft.com/office/word/2010/wordprocessingCanvas" xmlns:cx="http://schemas.microsoft.com/office/drawing/2014/chartex" xmlns:cx1="http://schemas.microsoft.com/office/drawing/2015/9/8/chartex" xmlns:cx2="http://schemas.microsoft.com/office/drawing/2015/10/21/chartex" xmlns:cx3="http://schemas.microsoft.com/office/drawing/2016/5/9/chartex" xmlns:cx4="http://schemas.microsoft.com/office/drawing/2016/5/10/chartex" xmlns:cx5="http://schemas.microsoft.com/office/drawing/2016/5/11/chartex" xmlns:cx6="http://schemas.microsoft.com/office/drawing/2016/5/12/chartex" xmlns:cx7="http://schemas.microsoft.com/office/drawing/2016/5/13/chartex" xmlns:cx8="http://schemas.microsoft.com/office/drawing/2016/5/14/chartex" xmlns:mc="http://schemas.openxmlformats.org/markup-compatibility/2006" xmlns:m="http://schemas.openxmlformats.org/officeDocument/2006/math" xmlns:aink="http://schemas.microsoft.com/office/drawing/2016/ink" xmlns:am3d="http://schemas.microsoft.com/office/drawing/2017/model3d" xmlns:oel="http://schemas.microsoft.com/office/2019/extlst" xmlns:r="http://schemas.openxmlformats.org/officeDocument/2006/relationships" xmlns:wp14="http://schemas.microsoft.com/office/word/2010/wordprocessingDrawing" xmlns:wp="http://schemas.openxmlformats.org/drawingml/2006/wordprocessingDrawing" xmlns:wpg="http://schemas.microsoft.com/office/word/2010/wordprocessingGroup" xmlns:wpi="http://schemas.microsoft.com/office/word/2010/wordprocessingInk" xmlns:wps="http://schemas.microsoft.com/office/word/2010/wordprocessingShape" xmlns:o="urn:schemas-microsoft-com:office:office" xmlns:v="urn:schemas-microsoft-com:vml" xmlns:w10="urn:schemas-microsoft-com:office:word" xmlns:w="http://schemas.openxmlformats.org/wordprocessingml/2006/main" xmlns:w14="http://schemas.microsoft.com/office/word/2010/wordml" xmlns:w15="http://schemas.microsoft.com/office/word/2012/wordml" xmlns:w16cex="http://schemas.microsoft.com/office/word/2018/wordml/cex" xmlns:w16cid="http://schemas.microsoft.com/office/word/2016/wordml/cid" xmlns:w16="http://schemas.microsoft.com/office/word/2018/wordml" xmlns:w16sdtdh="http://schemas.microsoft.com/office/word/2020/wordml/sdtdatahash" xmlns:w16sdtfl="http://schemas.microsoft.com/office/word/2024/wordml/sdtformatlock" xmlns:w16se="http://schemas.microsoft.com/office/word/2015/wordml/symex" xmlns:w16du="http://schemas.microsoft.com/office/word/2023/wordml/word16du" xmlns:wne="http://schemas.microsoft.com/office/word/2006/wordml" mc:Ignorable="w14 w15 w16se w16cid w16 w16cex w16sdtdh w16sdtfl w16du wp14">
   <w:abstractNum w:abstractNumId="0" w15:restartNumberingAfterBreak="0">
     <w:nsid w:val="0000A990"/>
     <w:multiLevelType w:val="multilevel"/>
@@ -1740,6 +1729,119 @@
       </w:pPr>
       <w:rPr>
         <w:rFonts w:ascii="Wingdings" w:hAnsi="Wingdings" w:cs="Wingdings" w:hint="default"/>
+      </w:rPr>
+    </w:lvl>
+  </w:abstractNum>
+  <w:abstractNum w:abstractNumId="2" w15:restartNumberingAfterBreak="0">
+    <w:nsid w:val="4E7F3667"/>
+    <w:multiLevelType w:val="hybridMultilevel"/>
+    <w:tmpl w:val="9C863B24"/>
+    <w:lvl w:ilvl="0" w:tplc="04090001">
+      <w:start w:val="1"/>
+      <w:numFmt w:val="bullet"/>
+      <w:lvlText w:val=""/>
+      <w:lvlJc w:val="left"/>
+      <w:pPr>
+        <w:ind w:left="720" w:hanging="360"/>
+      </w:pPr>
+      <w:rPr>
+        <w:rFonts w:ascii="Symbol" w:hAnsi="Symbol" w:hint="default"/>
+      </w:rPr>
+    </w:lvl>
+    <w:lvl w:ilvl="1" w:tplc="04090003" w:tentative="1">
+      <w:start w:val="1"/>
+      <w:numFmt w:val="bullet"/>
+      <w:lvlText w:val="o"/>
+      <w:lvlJc w:val="left"/>
+      <w:pPr>
+        <w:ind w:left="1440" w:hanging="360"/>
+      </w:pPr>
+      <w:rPr>
+        <w:rFonts w:ascii="Courier New" w:hAnsi="Courier New" w:cs="Courier New" w:hint="default"/>
+      </w:rPr>
+    </w:lvl>
+    <w:lvl w:ilvl="2" w:tplc="04090005" w:tentative="1">
+      <w:start w:val="1"/>
+      <w:numFmt w:val="bullet"/>
+      <w:lvlText w:val=""/>
+      <w:lvlJc w:val="left"/>
+      <w:pPr>
+        <w:ind w:left="2160" w:hanging="360"/>
+      </w:pPr>
+      <w:rPr>
+        <w:rFonts w:ascii="Wingdings" w:hAnsi="Wingdings" w:hint="default"/>
+      </w:rPr>
+    </w:lvl>
+    <w:lvl w:ilvl="3" w:tplc="04090001" w:tentative="1">
+      <w:start w:val="1"/>
+      <w:numFmt w:val="bullet"/>
+      <w:lvlText w:val=""/>
+      <w:lvlJc w:val="left"/>
+      <w:pPr>
+        <w:ind w:left="2880" w:hanging="360"/>
+      </w:pPr>
+      <w:rPr>
+        <w:rFonts w:ascii="Symbol" w:hAnsi="Symbol" w:hint="default"/>
+      </w:rPr>
+    </w:lvl>
+    <w:lvl w:ilvl="4" w:tplc="04090003" w:tentative="1">
+      <w:start w:val="1"/>
+      <w:numFmt w:val="bullet"/>
+      <w:lvlText w:val="o"/>
+      <w:lvlJc w:val="left"/>
+      <w:pPr>
+        <w:ind w:left="3600" w:hanging="360"/>
+      </w:pPr>
+      <w:rPr>
+        <w:rFonts w:ascii="Courier New" w:hAnsi="Courier New" w:cs="Courier New" w:hint="default"/>
+      </w:rPr>
+    </w:lvl>
+    <w:lvl w:ilvl="5" w:tplc="04090005" w:tentative="1">
+      <w:start w:val="1"/>
+      <w:numFmt w:val="bullet"/>
+      <w:lvlText w:val=""/>
+      <w:lvlJc w:val="left"/>
+      <w:pPr>
+        <w:ind w:left="4320" w:hanging="360"/>
+      </w:pPr>
+      <w:rPr>
+        <w:rFonts w:ascii="Wingdings" w:hAnsi="Wingdings" w:hint="default"/>
+      </w:rPr>
+    </w:lvl>
+    <w:lvl w:ilvl="6" w:tplc="04090001" w:tentative="1">
+      <w:start w:val="1"/>
+      <w:numFmt w:val="bullet"/>
+      <w:lvlText w:val=""/>
+      <w:lvlJc w:val="left"/>
+      <w:pPr>
+        <w:ind w:left="5040" w:hanging="360"/>
+      </w:pPr>
+      <w:rPr>
+        <w:rFonts w:ascii="Symbol" w:hAnsi="Symbol" w:hint="default"/>
+      </w:rPr>
+    </w:lvl>
+    <w:lvl w:ilvl="7" w:tplc="04090003" w:tentative="1">
+      <w:start w:val="1"/>
+      <w:numFmt w:val="bullet"/>
+      <w:lvlText w:val="o"/>
+      <w:lvlJc w:val="left"/>
+      <w:pPr>
+        <w:ind w:left="5760" w:hanging="360"/>
+      </w:pPr>
+      <w:rPr>
+        <w:rFonts w:ascii="Courier New" w:hAnsi="Courier New" w:cs="Courier New" w:hint="default"/>
+      </w:rPr>
+    </w:lvl>
+    <w:lvl w:ilvl="8" w:tplc="04090005" w:tentative="1">
+      <w:start w:val="1"/>
+      <w:numFmt w:val="bullet"/>
+      <w:lvlText w:val=""/>
+      <w:lvlJc w:val="left"/>
+      <w:pPr>
+        <w:ind w:left="6480" w:hanging="360"/>
+      </w:pPr>
+      <w:rPr>
+        <w:rFonts w:ascii="Wingdings" w:hAnsi="Wingdings" w:hint="default"/>
       </w:rPr>
     </w:lvl>
   </w:abstractNum>
@@ -1758,11 +1860,14 @@
   <w:num w:numId="5" w16cid:durableId="493254410">
     <w:abstractNumId w:val="1"/>
   </w:num>
+  <w:num w:numId="6" w16cid:durableId="317347573">
+    <w:abstractNumId w:val="2"/>
+  </w:num>
 </w:numbering>
 </file>
 
 <file path=word/styles.xml><?xml version="1.0" encoding="utf-8"?>
-<w:styles xmlns:mc="http://schemas.openxmlformats.org/markup-compatibility/2006" xmlns:r="http://schemas.openxmlformats.org/officeDocument/2006/relationships" xmlns:w="http://schemas.openxmlformats.org/wordprocessingml/2006/main" xmlns:w14="http://schemas.microsoft.com/office/word/2010/wordml" xmlns:w15="http://schemas.microsoft.com/office/word/2012/wordml" xmlns:w16cex="http://schemas.microsoft.com/office/word/2018/wordml/cex" xmlns:w16cid="http://schemas.microsoft.com/office/word/2016/wordml/cid" xmlns:w16="http://schemas.microsoft.com/office/word/2018/wordml" xmlns:w16du="http://schemas.microsoft.com/office/word/2023/wordml/word16du" xmlns:w16sdtdh="http://schemas.microsoft.com/office/word/2020/wordml/sdtdatahash" xmlns:w16sdtfl="http://schemas.microsoft.com/office/word/2024/wordml/sdtformatlock" xmlns:w16se="http://schemas.microsoft.com/office/word/2015/wordml/symex" mc:Ignorable="w14 w15 w16se w16cid w16 w16cex w16sdtdh w16sdtfl w16du">
+<w:styles xmlns:mc="http://schemas.openxmlformats.org/markup-compatibility/2006" xmlns:r="http://schemas.openxmlformats.org/officeDocument/2006/relationships" xmlns:w="http://schemas.openxmlformats.org/wordprocessingml/2006/main" xmlns:w14="http://schemas.microsoft.com/office/word/2010/wordml" xmlns:w15="http://schemas.microsoft.com/office/word/2012/wordml" xmlns:w16cex="http://schemas.microsoft.com/office/word/2018/wordml/cex" xmlns:w16cid="http://schemas.microsoft.com/office/word/2016/wordml/cid" xmlns:w16="http://schemas.microsoft.com/office/word/2018/wordml" xmlns:w16sdtdh="http://schemas.microsoft.com/office/word/2020/wordml/sdtdatahash" xmlns:w16sdtfl="http://schemas.microsoft.com/office/word/2024/wordml/sdtformatlock" xmlns:w16se="http://schemas.microsoft.com/office/word/2015/wordml/symex" xmlns:w16du="http://schemas.microsoft.com/office/word/2023/wordml/word16du" mc:Ignorable="w14 w15 w16se w16cid w16 w16cex w16sdtdh w16sdtfl w16du">
   <w:docDefaults>
     <w:rPrDefault>
       <w:rPr>
@@ -2025,6 +2130,13 @@
   <w:style w:type="paragraph" w:default="1" w:styleId="Normal">
     <w:name w:val="Normal"/>
     <w:qFormat/>
+    <w:rsid w:val="00993DFC"/>
+    <w:pPr>
+      <w:spacing w:after="0"/>
+    </w:pPr>
+    <w:rPr>
+      <w:rFonts w:ascii="Times New Roman" w:eastAsia="Times New Roman" w:hAnsi="Times New Roman" w:cs="Times New Roman"/>
+    </w:rPr>
   </w:style>
   <w:style w:type="paragraph" w:styleId="Heading1">
     <w:name w:val="heading 1"/>
@@ -2087,7 +2199,7 @@
       <w:outlineLvl w:val="2"/>
     </w:pPr>
     <w:rPr>
-      <w:rFonts w:eastAsiaTheme="majorEastAsia" w:cstheme="majorBidi"/>
+      <w:rFonts w:asciiTheme="minorHAnsi" w:eastAsiaTheme="majorEastAsia" w:hAnsiTheme="minorHAnsi" w:cstheme="majorBidi"/>
       <w:color w:val="0F4761" w:themeColor="accent1" w:themeShade="BF"/>
       <w:sz w:val="28"/>
       <w:szCs w:val="28"/>
@@ -2150,7 +2262,7 @@
     <w:pPr>
       <w:keepNext/>
       <w:keepLines/>
-      <w:spacing w:before="40" w:after="0"/>
+      <w:spacing w:before="40"/>
       <w:outlineLvl w:val="5"/>
     </w:pPr>
     <w:rPr>
@@ -2173,7 +2285,7 @@
     <w:pPr>
       <w:keepNext/>
       <w:keepLines/>
-      <w:spacing w:before="40" w:after="0"/>
+      <w:spacing w:before="40"/>
       <w:outlineLvl w:val="6"/>
     </w:pPr>
     <w:rPr>
@@ -2194,7 +2306,6 @@
     <w:pPr>
       <w:keepNext/>
       <w:keepLines/>
-      <w:spacing w:after="0"/>
       <w:outlineLvl w:val="7"/>
     </w:pPr>
     <w:rPr>
@@ -2217,7 +2328,6 @@
     <w:pPr>
       <w:keepNext/>
       <w:keepLines/>
-      <w:spacing w:after="0"/>
       <w:outlineLvl w:val="8"/>
     </w:pPr>
     <w:rPr>
@@ -2259,6 +2369,9 @@
     <w:pPr>
       <w:spacing w:before="180" w:after="180"/>
     </w:pPr>
+    <w:rPr>
+      <w:rFonts w:asciiTheme="minorHAnsi" w:eastAsiaTheme="minorHAnsi" w:hAnsiTheme="minorHAnsi" w:cstheme="minorBidi"/>
+    </w:rPr>
   </w:style>
   <w:style w:type="paragraph" w:customStyle="1" w:styleId="FirstParagraph">
     <w:name w:val="First Paragraph"/>
@@ -2370,10 +2483,11 @@
     <w:pPr>
       <w:keepNext/>
       <w:keepLines/>
-      <w:spacing w:before="300" w:after="0"/>
+      <w:spacing w:before="300"/>
       <w:jc w:val="center"/>
     </w:pPr>
     <w:rPr>
+      <w:rFonts w:asciiTheme="minorHAnsi" w:eastAsiaTheme="minorHAnsi" w:hAnsiTheme="minorHAnsi" w:cstheme="minorBidi"/>
       <w:b/>
       <w:sz w:val="20"/>
       <w:szCs w:val="20"/>
@@ -2390,6 +2504,7 @@
       <w:spacing w:before="100" w:after="300"/>
     </w:pPr>
     <w:rPr>
+      <w:rFonts w:asciiTheme="minorHAnsi" w:eastAsiaTheme="minorHAnsi" w:hAnsiTheme="minorHAnsi" w:cstheme="minorBidi"/>
       <w:sz w:val="20"/>
       <w:szCs w:val="20"/>
     </w:rPr>
@@ -2398,6 +2513,12 @@
     <w:name w:val="Bibliography"/>
     <w:basedOn w:val="Normal"/>
     <w:qFormat/>
+    <w:pPr>
+      <w:spacing w:after="200"/>
+    </w:pPr>
+    <w:rPr>
+      <w:rFonts w:asciiTheme="minorHAnsi" w:eastAsiaTheme="minorHAnsi" w:hAnsiTheme="minorHAnsi" w:cstheme="minorBidi"/>
+    </w:rPr>
   </w:style>
   <w:style w:type="character" w:customStyle="1" w:styleId="Heading1Char">
     <w:name w:val="Heading 1 Char"/>
@@ -2536,6 +2657,12 @@
     <w:uiPriority w:val="9"/>
     <w:unhideWhenUsed/>
     <w:qFormat/>
+    <w:pPr>
+      <w:spacing w:after="200"/>
+    </w:pPr>
+    <w:rPr>
+      <w:rFonts w:asciiTheme="minorHAnsi" w:eastAsiaTheme="minorHAnsi" w:hAnsiTheme="minorHAnsi" w:cstheme="minorBidi"/>
+    </w:rPr>
   </w:style>
   <w:style w:type="paragraph" w:customStyle="1" w:styleId="FootnoteBlockText">
     <w:name w:val="Footnote Block Text"/>
@@ -2585,15 +2712,21 @@
     <w:pPr>
       <w:keepNext/>
       <w:keepLines/>
-      <w:spacing w:after="0"/>
-    </w:pPr>
-    <w:rPr>
+    </w:pPr>
+    <w:rPr>
+      <w:rFonts w:asciiTheme="minorHAnsi" w:eastAsiaTheme="minorHAnsi" w:hAnsiTheme="minorHAnsi" w:cstheme="minorBidi"/>
       <w:b/>
     </w:rPr>
   </w:style>
   <w:style w:type="paragraph" w:customStyle="1" w:styleId="Definition">
     <w:name w:val="Definition"/>
     <w:basedOn w:val="Normal"/>
+    <w:pPr>
+      <w:spacing w:after="200"/>
+    </w:pPr>
+    <w:rPr>
+      <w:rFonts w:asciiTheme="minorHAnsi" w:eastAsiaTheme="minorHAnsi" w:hAnsiTheme="minorHAnsi" w:cstheme="minorBidi"/>
+    </w:rPr>
   </w:style>
   <w:style w:type="paragraph" w:styleId="Caption">
     <w:name w:val="caption"/>
@@ -2603,6 +2736,7 @@
       <w:spacing w:after="120"/>
     </w:pPr>
     <w:rPr>
+      <w:rFonts w:asciiTheme="minorHAnsi" w:eastAsiaTheme="minorHAnsi" w:hAnsiTheme="minorHAnsi" w:cstheme="minorBidi"/>
       <w:i/>
     </w:rPr>
   </w:style>
@@ -2620,6 +2754,12 @@
   <w:style w:type="paragraph" w:customStyle="1" w:styleId="Figure">
     <w:name w:val="Figure"/>
     <w:basedOn w:val="Normal"/>
+    <w:pPr>
+      <w:spacing w:after="200"/>
+    </w:pPr>
+    <w:rPr>
+      <w:rFonts w:asciiTheme="minorHAnsi" w:eastAsiaTheme="minorHAnsi" w:hAnsiTheme="minorHAnsi" w:cstheme="minorBidi"/>
+    </w:rPr>
   </w:style>
   <w:style w:type="paragraph" w:customStyle="1" w:styleId="CaptionedFigure">
     <w:name w:val="Captioned Figure"/>
@@ -2678,7 +2818,11 @@
     <w:link w:val="VerbatimChar"/>
     <w:pPr>
       <w:wordWrap w:val="0"/>
-    </w:pPr>
+      <w:spacing w:after="200"/>
+    </w:pPr>
+    <w:rPr>
+      <w:rFonts w:asciiTheme="minorHAnsi" w:eastAsiaTheme="minorHAnsi" w:hAnsiTheme="minorHAnsi" w:cstheme="minorBidi"/>
+    </w:rPr>
   </w:style>
   <w:style w:type="character" w:customStyle="1" w:styleId="KeywordTok">
     <w:name w:val="KeywordTok"/>
@@ -2981,8 +3125,10 @@
         <w:tab w:val="center" w:pos="4680"/>
         <w:tab w:val="right" w:pos="9360"/>
       </w:tabs>
-      <w:spacing w:after="0"/>
-    </w:pPr>
+    </w:pPr>
+    <w:rPr>
+      <w:rFonts w:asciiTheme="minorHAnsi" w:eastAsiaTheme="minorHAnsi" w:hAnsiTheme="minorHAnsi" w:cstheme="minorBidi"/>
+    </w:rPr>
   </w:style>
   <w:style w:type="character" w:customStyle="1" w:styleId="HeaderChar">
     <w:name w:val="Header Char"/>
@@ -3000,8 +3146,10 @@
         <w:tab w:val="center" w:pos="4680"/>
         <w:tab w:val="right" w:pos="9360"/>
       </w:tabs>
-      <w:spacing w:after="0"/>
-    </w:pPr>
+    </w:pPr>
+    <w:rPr>
+      <w:rFonts w:asciiTheme="minorHAnsi" w:eastAsiaTheme="minorHAnsi" w:hAnsiTheme="minorHAnsi" w:cstheme="minorBidi"/>
+    </w:rPr>
   </w:style>
   <w:style w:type="character" w:customStyle="1" w:styleId="FooterChar">
     <w:name w:val="Footer Char"/>
@@ -3020,6 +3168,15 @@
       <w:color w:val="605E5C"/>
       <w:shd w:val="clear" w:color="auto" w:fill="E1DFDD"/>
     </w:rPr>
+  </w:style>
+  <w:style w:type="paragraph" w:styleId="ListParagraph">
+    <w:name w:val="List Paragraph"/>
+    <w:basedOn w:val="Normal"/>
+    <w:rsid w:val="00993DFC"/>
+    <w:pPr>
+      <w:ind w:left="720"/>
+      <w:contextualSpacing/>
+    </w:pPr>
   </w:style>
 </w:styles>
 </file>
